--- a/doc/詩/唐朝/陳子昂/陳子昂-登幽州臺歌.docx
+++ b/doc/詩/唐朝/陳子昂/陳子昂-登幽州臺歌.docx
@@ -1,6 +1,6 @@
 
 <file path=word/document.xml><?xml version="1.0" encoding="utf-8"?>
-<w:document xmlns:wpc="http://schemas.microsoft.com/office/word/2010/wordprocessingCanvas" xmlns:cx="http://schemas.microsoft.com/office/drawing/2014/chartex" xmlns:cx1="http://schemas.microsoft.com/office/drawing/2015/9/8/chartex" xmlns:cx2="http://schemas.microsoft.com/office/drawing/2015/10/21/chartex" xmlns:cx3="http://schemas.microsoft.com/office/drawing/2016/5/9/chartex" xmlns:cx4="http://schemas.microsoft.com/office/drawing/2016/5/10/chartex" xmlns:cx5="http://schemas.microsoft.com/office/drawing/2016/5/11/chartex" xmlns:cx6="http://schemas.microsoft.com/office/drawing/2016/5/12/chartex" xmlns:cx7="http://schemas.microsoft.com/office/drawing/2016/5/13/chartex" xmlns:cx8="http://schemas.microsoft.com/office/drawing/2016/5/14/chartex" xmlns:mc="http://schemas.openxmlformats.org/markup-compatibility/2006" xmlns:aink="http://schemas.microsoft.com/office/drawing/2016/ink" xmlns:am3d="http://schemas.microsoft.com/office/drawing/2017/model3d" xmlns:o="urn:schemas-microsoft-com:office:office" xmlns:oel="http://schemas.microsoft.com/office/2019/extlst" xmlns:r="http://schemas.openxmlformats.org/officeDocument/2006/relationships" xmlns:m="http://schemas.openxmlformats.org/officeDocument/2006/math" xmlns:v="urn:schemas-microsoft-com:vml" xmlns:wp14="http://schemas.microsoft.com/office/word/2010/wordprocessingDrawing" xmlns:wp="http://schemas.openxmlformats.org/drawingml/2006/wordprocessingDrawing" xmlns:w10="urn:schemas-microsoft-com:office:word" xmlns:w="http://schemas.openxmlformats.org/wordprocessingml/2006/main" xmlns:w14="http://schemas.microsoft.com/office/word/2010/wordml" xmlns:w15="http://schemas.microsoft.com/office/word/2012/wordml" xmlns:w16cex="http://schemas.microsoft.com/office/word/2018/wordml/cex" xmlns:w16cid="http://schemas.microsoft.com/office/word/2016/wordml/cid" xmlns:w16="http://schemas.microsoft.com/office/word/2018/wordml" xmlns:w16du="http://schemas.microsoft.com/office/word/2023/wordml/word16du" xmlns:w16sdtdh="http://schemas.microsoft.com/office/word/2020/wordml/sdtdatahash" xmlns:w16se="http://schemas.microsoft.com/office/word/2015/wordml/symex" xmlns:wpg="http://schemas.microsoft.com/office/word/2010/wordprocessingGroup" xmlns:wpi="http://schemas.microsoft.com/office/word/2010/wordprocessingInk" xmlns:wne="http://schemas.microsoft.com/office/word/2006/wordml" xmlns:wps="http://schemas.microsoft.com/office/word/2010/wordprocessingShape" mc:Ignorable="w14 w15 w16se w16cid w16 w16cex w16sdtdh wp14">
+<w:document xmlns:wpc="http://schemas.microsoft.com/office/word/2010/wordprocessingCanvas" xmlns:cx="http://schemas.microsoft.com/office/drawing/2014/chartex" xmlns:cx1="http://schemas.microsoft.com/office/drawing/2015/9/8/chartex" xmlns:cx2="http://schemas.microsoft.com/office/drawing/2015/10/21/chartex" xmlns:cx3="http://schemas.microsoft.com/office/drawing/2016/5/9/chartex" xmlns:cx4="http://schemas.microsoft.com/office/drawing/2016/5/10/chartex" xmlns:cx5="http://schemas.microsoft.com/office/drawing/2016/5/11/chartex" xmlns:cx6="http://schemas.microsoft.com/office/drawing/2016/5/12/chartex" xmlns:cx7="http://schemas.microsoft.com/office/drawing/2016/5/13/chartex" xmlns:cx8="http://schemas.microsoft.com/office/drawing/2016/5/14/chartex" xmlns:mc="http://schemas.openxmlformats.org/markup-compatibility/2006" xmlns:aink="http://schemas.microsoft.com/office/drawing/2016/ink" xmlns:am3d="http://schemas.microsoft.com/office/drawing/2017/model3d" xmlns:o="urn:schemas-microsoft-com:office:office" xmlns:r="http://schemas.openxmlformats.org/officeDocument/2006/relationships" xmlns:m="http://schemas.openxmlformats.org/officeDocument/2006/math" xmlns:v="urn:schemas-microsoft-com:vml" xmlns:wp14="http://schemas.microsoft.com/office/word/2010/wordprocessingDrawing" xmlns:wp="http://schemas.openxmlformats.org/drawingml/2006/wordprocessingDrawing" xmlns:w10="urn:schemas-microsoft-com:office:word" xmlns:w="http://schemas.openxmlformats.org/wordprocessingml/2006/main" xmlns:w14="http://schemas.microsoft.com/office/word/2010/wordml" xmlns:w15="http://schemas.microsoft.com/office/word/2012/wordml" xmlns:w16cex="http://schemas.microsoft.com/office/word/2018/wordml/cex" xmlns:w16cid="http://schemas.microsoft.com/office/word/2016/wordml/cid" xmlns:w16="http://schemas.microsoft.com/office/word/2018/wordml" xmlns:w16sdtdh="http://schemas.microsoft.com/office/word/2020/wordml/sdtdatahash" xmlns:w16se="http://schemas.microsoft.com/office/word/2015/wordml/symex" xmlns:wpg="http://schemas.microsoft.com/office/word/2010/wordprocessingGroup" xmlns:wpi="http://schemas.microsoft.com/office/word/2010/wordprocessingInk" xmlns:wne="http://schemas.microsoft.com/office/word/2006/wordml" xmlns:wps="http://schemas.microsoft.com/office/word/2010/wordprocessingShape" mc:Ignorable="w14 w15 w16se w16cid w16 w16cex w16sdtdh wp14">
   <w:body>
     <w:p>
       <w:pPr>
@@ -138,7 +138,7 @@
           <w:numId w:val="13"/>
         </w:numPr>
         <w:spacing w:after="0" w:line="440" w:lineRule="exact"/>
-        <w:ind w:leftChars="0" w:left="357" w:right="0" w:hanging="357"/>
+        <w:ind w:leftChars="0" w:left="284" w:right="0" w:hanging="284"/>
         <w:rPr>
           <w:rFonts w:cs="Arial"/>
           <w:color w:val="0F0F0F"/>
@@ -340,7 +340,7 @@
           <w:numId w:val="13"/>
         </w:numPr>
         <w:spacing w:after="0" w:line="440" w:lineRule="exact"/>
-        <w:ind w:leftChars="0" w:right="0"/>
+        <w:ind w:leftChars="0" w:left="284" w:right="0" w:hanging="284"/>
         <w:rPr>
           <w:rFonts w:cs="Arial"/>
           <w:color w:val="0F0F0F"/>
@@ -366,7 +366,7 @@
           <w:numId w:val="13"/>
         </w:numPr>
         <w:spacing w:after="0" w:line="440" w:lineRule="exact"/>
-        <w:ind w:leftChars="0" w:right="0"/>
+        <w:ind w:leftChars="0" w:left="284" w:right="0" w:hanging="284"/>
         <w:rPr>
           <w:rFonts w:cs="Arial"/>
           <w:color w:val="0F0F0F"/>
@@ -392,7 +392,7 @@
           <w:numId w:val="13"/>
         </w:numPr>
         <w:spacing w:after="0" w:line="440" w:lineRule="exact"/>
-        <w:ind w:leftChars="0" w:right="0"/>
+        <w:ind w:leftChars="0" w:left="284" w:right="0" w:hanging="284"/>
         <w:rPr>
           <w:rFonts w:cs="Arial"/>
           <w:color w:val="0F0F0F"/>
@@ -418,7 +418,7 @@
           <w:numId w:val="13"/>
         </w:numPr>
         <w:spacing w:after="0" w:line="440" w:lineRule="exact"/>
-        <w:ind w:leftChars="0" w:right="0"/>
+        <w:ind w:leftChars="0" w:left="284" w:right="0" w:hanging="284"/>
         <w:rPr>
           <w:rFonts w:cs="Arial"/>
           <w:color w:val="0F0F0F"/>
@@ -444,7 +444,7 @@
           <w:numId w:val="13"/>
         </w:numPr>
         <w:spacing w:after="0" w:line="440" w:lineRule="exact"/>
-        <w:ind w:leftChars="0" w:right="0"/>
+        <w:ind w:leftChars="0" w:left="284" w:right="0" w:hanging="284"/>
         <w:rPr>
           <w:rFonts w:cs="Arial"/>
           <w:color w:val="0F0F0F"/>
@@ -470,7 +470,7 @@
           <w:numId w:val="13"/>
         </w:numPr>
         <w:spacing w:after="0" w:line="440" w:lineRule="exact"/>
-        <w:ind w:leftChars="0" w:right="0"/>
+        <w:ind w:leftChars="0" w:left="284" w:right="0" w:hanging="284"/>
         <w:rPr>
           <w:rFonts w:cs="Arial"/>
           <w:color w:val="0F0F0F"/>
@@ -514,7 +514,7 @@
           <w:numId w:val="13"/>
         </w:numPr>
         <w:spacing w:after="0" w:line="440" w:lineRule="exact"/>
-        <w:ind w:leftChars="0" w:right="0"/>
+        <w:ind w:leftChars="0" w:left="284" w:right="0" w:hanging="284"/>
         <w:rPr>
           <w:rFonts w:cs="Arial"/>
           <w:color w:val="0F0F0F"/>
@@ -581,7 +581,7 @@
           <w:numId w:val="13"/>
         </w:numPr>
         <w:spacing w:after="0" w:line="440" w:lineRule="exact"/>
-        <w:ind w:leftChars="0" w:right="0"/>
+        <w:ind w:leftChars="0" w:left="284" w:right="0" w:hanging="284"/>
         <w:rPr>
           <w:szCs w:val="28"/>
         </w:rPr>
@@ -648,28 +648,23 @@
           <w:rFonts w:hint="eastAsia"/>
           <w:szCs w:val="28"/>
         </w:rPr>
-        <w:t xml:space="preserve">　　</w:t>
-      </w:r>
-      <w:r>
-        <w:rPr>
-          <w:rFonts w:hint="eastAsia"/>
-          <w:szCs w:val="28"/>
-        </w:rPr>
-        <w:t>先代的聖君，我沒見</w:t>
-      </w:r>
-      <w:r>
-        <w:rPr>
-          <w:rFonts w:hint="eastAsia"/>
-          <w:szCs w:val="28"/>
-        </w:rPr>
-        <w:t>過</w:t>
-      </w:r>
-      <w:r>
-        <w:rPr>
-          <w:rFonts w:hint="eastAsia"/>
-          <w:szCs w:val="28"/>
-        </w:rPr>
-        <w:t>；後代的明主，我也見</w:t>
+        <w:t>往前看，看不見古代那些賢明的聖君與英雄人物；往後望，也看不見未來能理解我、賞識我的人。</w:t>
+      </w:r>
+    </w:p>
+    <w:p>
+      <w:pPr>
+        <w:spacing w:after="0" w:line="480" w:lineRule="exact"/>
+        <w:ind w:left="0" w:right="0" w:firstLine="0"/>
+        <w:rPr>
+          <w:szCs w:val="28"/>
+        </w:rPr>
+      </w:pPr>
+      <w:r>
+        <w:rPr>
+          <w:rFonts w:hint="eastAsia"/>
+          <w:szCs w:val="28"/>
+        </w:rPr>
+        <w:t>想到天地是如此廣闊而長久，而自己卻孤獨地站在這天地</w:t>
       </w:r>
       <w:proofErr w:type="gramStart"/>
       <w:r>
@@ -677,7 +672,7 @@
           <w:rFonts w:hint="eastAsia"/>
           <w:szCs w:val="28"/>
         </w:rPr>
-        <w:t>不</w:t>
+        <w:t>之間，</w:t>
       </w:r>
       <w:proofErr w:type="gramEnd"/>
       <w:r>
@@ -685,56 +680,7 @@
           <w:rFonts w:hint="eastAsia"/>
           <w:szCs w:val="28"/>
         </w:rPr>
-        <w:t>到了。</w:t>
-      </w:r>
-      <w:r>
-        <w:rPr>
-          <w:rFonts w:hint="eastAsia"/>
-          <w:szCs w:val="28"/>
-        </w:rPr>
-        <w:t>想到天地的長遠無窮無盡，</w:t>
-      </w:r>
-      <w:r>
-        <w:rPr>
-          <w:rFonts w:hint="eastAsia"/>
-          <w:szCs w:val="28"/>
-        </w:rPr>
-        <w:t>而我卻不能</w:t>
-      </w:r>
-      <w:r>
-        <w:rPr>
-          <w:rFonts w:hint="eastAsia"/>
-          <w:szCs w:val="28"/>
-        </w:rPr>
-        <w:t>為國家</w:t>
-      </w:r>
-      <w:r>
-        <w:rPr>
-          <w:rFonts w:hint="eastAsia"/>
-          <w:szCs w:val="28"/>
-        </w:rPr>
-        <w:t>建功立業，想到此，</w:t>
-      </w:r>
-      <w:r>
-        <w:rPr>
-          <w:rFonts w:hint="eastAsia"/>
-          <w:szCs w:val="28"/>
-        </w:rPr>
-        <w:t>內心</w:t>
-      </w:r>
-      <w:r>
-        <w:rPr>
-          <w:rFonts w:hint="eastAsia"/>
-          <w:szCs w:val="28"/>
-        </w:rPr>
-        <w:t>倍感淒涼，</w:t>
-      </w:r>
-      <w:r>
-        <w:rPr>
-          <w:rFonts w:hint="eastAsia"/>
-          <w:szCs w:val="28"/>
-        </w:rPr>
-        <w:t>忍不住</w:t>
+        <w:t>不禁悲從中來，眼淚</w:t>
       </w:r>
       <w:proofErr w:type="gramStart"/>
       <w:r>
@@ -761,14 +707,7 @@
           <w:rFonts w:hint="eastAsia"/>
           <w:szCs w:val="28"/>
         </w:rPr>
-        <w:t>淚下</w:t>
-      </w:r>
-      <w:r>
-        <w:rPr>
-          <w:rFonts w:hint="eastAsia"/>
-          <w:szCs w:val="28"/>
-        </w:rPr>
-        <w:t>！</w:t>
+        <w:t>而下。</w:t>
       </w:r>
     </w:p>
     <w:p>
@@ -795,6 +734,7 @@
       <w:pPr>
         <w:spacing w:after="0" w:line="480" w:lineRule="exact"/>
         <w:ind w:left="-6" w:right="0" w:hanging="11"/>
+        <w:jc w:val="both"/>
         <w:rPr>
           <w:szCs w:val="28"/>
         </w:rPr>
@@ -823,14 +763,14 @@
         <w:rPr>
           <w:szCs w:val="28"/>
         </w:rPr>
-        <w:t>人</w:t>
+        <w:t>軍隊</w:t>
       </w:r>
       <w:proofErr w:type="gramStart"/>
       <w:r>
         <w:rPr>
           <w:szCs w:val="28"/>
         </w:rPr>
-        <w:t>攻陷</w:t>
+        <w:t>攻下</w:t>
       </w:r>
       <w:r>
         <w:rPr>
@@ -844,7 +784,7 @@
         <w:rPr>
           <w:szCs w:val="28"/>
         </w:rPr>
-        <w:t>。</w:t>
+        <w:t>，朝廷派</w:t>
       </w:r>
       <w:r>
         <w:rPr>
@@ -873,7 +813,7 @@
         <w:rPr>
           <w:szCs w:val="28"/>
         </w:rPr>
-        <w:t>率軍征討，</w:t>
+        <w:t>出兵討伐，</w:t>
       </w:r>
       <w:r>
         <w:rPr>
@@ -894,21 +834,46 @@
         <w:rPr>
           <w:szCs w:val="28"/>
         </w:rPr>
-        <w:t>隨軍</w:t>
+        <w:t>也隨</w:t>
       </w:r>
       <w:proofErr w:type="gramEnd"/>
       <w:r>
         <w:rPr>
           <w:szCs w:val="28"/>
         </w:rPr>
-        <w:t>任參謀。次年兵敗，</w:t>
+        <w:t>軍擔任參謀</w:t>
+      </w:r>
+      <w:r>
+        <w:rPr>
+          <w:szCs w:val="28"/>
+        </w:rPr>
+        <w:br/>
+      </w:r>
+      <w:r>
+        <w:rPr>
+          <w:szCs w:val="28"/>
+        </w:rPr>
+        <w:t>。隔年戰事失利，</w:t>
       </w:r>
       <w:r>
         <w:rPr>
           <w:szCs w:val="28"/>
           <w:u w:val="single"/>
         </w:rPr>
-        <w:t>子</w:t>
+        <w:t>陳子昂</w:t>
+      </w:r>
+      <w:r>
+        <w:rPr>
+          <w:szCs w:val="28"/>
+        </w:rPr>
+        <w:t>主動請求率領一萬人擔任先鋒迎擊敵軍，但</w:t>
+      </w:r>
+      <w:r>
+        <w:rPr>
+          <w:szCs w:val="28"/>
+          <w:u w:val="single"/>
+        </w:rPr>
+        <w:t>武</w:t>
       </w:r>
       <w:proofErr w:type="gramStart"/>
       <w:r>
@@ -916,107 +881,64 @@
           <w:szCs w:val="28"/>
           <w:u w:val="single"/>
         </w:rPr>
-        <w:t>昂</w:t>
-      </w:r>
-      <w:r>
-        <w:rPr>
-          <w:szCs w:val="28"/>
-        </w:rPr>
-        <w:t>請率萬</w:t>
+        <w:t>攸</w:t>
       </w:r>
       <w:proofErr w:type="gramEnd"/>
       <w:r>
         <w:rPr>
           <w:szCs w:val="28"/>
-        </w:rPr>
-        <w:t>人作前驅擊敵，</w:t>
-      </w:r>
-      <w:r>
-        <w:rPr>
-          <w:szCs w:val="28"/>
           <w:u w:val="single"/>
         </w:rPr>
-        <w:t>武</w:t>
-      </w:r>
-      <w:r>
-        <w:rPr>
-          <w:szCs w:val="28"/>
-        </w:rPr>
-        <w:t>不准。稍後，</w:t>
+        <w:t>宜</w:t>
+      </w:r>
+      <w:r>
+        <w:rPr>
+          <w:szCs w:val="28"/>
+        </w:rPr>
+        <w:t>沒有答應。之後他再次進言</w:t>
+      </w:r>
+      <w:r>
+        <w:rPr>
+          <w:b/>
+          <w:bCs/>
+          <w:szCs w:val="28"/>
+        </w:rPr>
+        <w:t>獻策</w:t>
+      </w:r>
+      <w:r>
+        <w:rPr>
+          <w:szCs w:val="28"/>
+        </w:rPr>
+        <w:t>，仍然不被採納，反而被貶為軍曹。滿懷報國熱忱卻無法施展抱負的他，於是登上</w:t>
+      </w:r>
+      <w:r>
+        <w:rPr>
+          <w:szCs w:val="28"/>
+          <w:u w:val="single"/>
+        </w:rPr>
+        <w:t>幽州</w:t>
       </w:r>
       <w:proofErr w:type="gramStart"/>
       <w:r>
         <w:rPr>
           <w:szCs w:val="28"/>
-        </w:rPr>
-        <w:t>又向</w:t>
-      </w:r>
-      <w:r>
-        <w:rPr>
-          <w:szCs w:val="28"/>
           <w:u w:val="single"/>
         </w:rPr>
-        <w:t>武</w:t>
-      </w:r>
-      <w:r>
-        <w:rPr>
-          <w:szCs w:val="28"/>
-        </w:rPr>
-        <w:t>進言</w:t>
+        <w:t>臺</w:t>
       </w:r>
       <w:proofErr w:type="gramEnd"/>
       <w:r>
         <w:rPr>
           <w:szCs w:val="28"/>
         </w:rPr>
-        <w:t>，不聽，反</w:t>
+        <w:t>，悲憤激昂地吟詠，寫下了流傳千古</w:t>
       </w:r>
       <w:proofErr w:type="gramStart"/>
       <w:r>
         <w:rPr>
           <w:szCs w:val="28"/>
         </w:rPr>
-        <w:t>把</w:t>
-      </w:r>
-      <w:r>
-        <w:rPr>
-          <w:szCs w:val="28"/>
-          <w:u w:val="single"/>
-        </w:rPr>
-        <w:t>子昂</w:t>
-      </w:r>
-      <w:r>
-        <w:rPr>
-          <w:szCs w:val="28"/>
-        </w:rPr>
-        <w:t>降為</w:t>
-      </w:r>
-      <w:proofErr w:type="gramEnd"/>
-      <w:r>
-        <w:rPr>
-          <w:szCs w:val="28"/>
-        </w:rPr>
-        <w:t>軍曹。詩人報國無門，便登上</w:t>
-      </w:r>
-      <w:r>
-        <w:rPr>
-          <w:szCs w:val="28"/>
-          <w:u w:val="single"/>
-        </w:rPr>
-        <w:t>幽州台</w:t>
-      </w:r>
-      <w:r>
-        <w:rPr>
-          <w:szCs w:val="28"/>
-        </w:rPr>
-        <w:t>慷慨悲歌，寫下了這首</w:t>
-      </w:r>
-      <w:proofErr w:type="gramStart"/>
-      <w:r>
-        <w:rPr>
-          <w:szCs w:val="28"/>
-        </w:rPr>
-        <w:t>千古名篇</w:t>
+        <w:t>的名篇</w:t>
       </w:r>
       <w:proofErr w:type="gramEnd"/>
       <w:r>
@@ -1031,48 +953,213 @@
         <w:spacing w:beforeLines="50" w:before="120" w:after="0" w:line="440" w:lineRule="exact"/>
         <w:ind w:left="-6" w:right="0" w:hanging="11"/>
         <w:rPr>
+          <w:szCs w:val="28"/>
+        </w:rPr>
+      </w:pPr>
+      <w:r>
+        <w:rPr>
+          <w:rFonts w:hint="eastAsia"/>
           <w:sz w:val="32"/>
           <w:szCs w:val="32"/>
           <w:bdr w:val="single" w:sz="4" w:space="0" w:color="auto"/>
         </w:rPr>
-      </w:pPr>
-      <w:r>
-        <w:rPr>
-          <w:rFonts w:hint="eastAsia"/>
-          <w:sz w:val="32"/>
-          <w:szCs w:val="32"/>
-          <w:bdr w:val="single" w:sz="4" w:space="0" w:color="auto"/>
-        </w:rPr>
         <w:t>賞析</w:t>
-      </w:r>
-      <w:r>
-        <w:rPr>
-          <w:rFonts w:hint="eastAsia"/>
-          <w:szCs w:val="28"/>
-        </w:rPr>
-        <w:t xml:space="preserve"> (資料來源：</w:t>
-      </w:r>
-      <w:hyperlink r:id="rId8" w:history="1">
-        <w:r>
-          <w:rPr>
-            <w:rStyle w:val="a7"/>
-            <w:szCs w:val="28"/>
-          </w:rPr>
-          <w:t>https://bit.ly/3nykZON</w:t>
-        </w:r>
-      </w:hyperlink>
-      <w:r>
-        <w:rPr>
-          <w:rFonts w:hint="eastAsia"/>
-          <w:szCs w:val="28"/>
-        </w:rPr>
-        <w:t>)</w:t>
       </w:r>
     </w:p>
     <w:p>
       <w:pPr>
+        <w:spacing w:beforeLines="50" w:before="120" w:after="0" w:line="440" w:lineRule="exact"/>
+        <w:ind w:left="-6" w:right="0" w:hanging="11"/>
+        <w:jc w:val="both"/>
+        <w:rPr>
+          <w:szCs w:val="28"/>
+        </w:rPr>
+      </w:pPr>
+      <w:r>
+        <w:rPr>
+          <w:rFonts w:hint="eastAsia"/>
+          <w:szCs w:val="28"/>
+        </w:rPr>
+        <w:t xml:space="preserve">　　</w:t>
+      </w:r>
+      <w:r>
+        <w:rPr>
+          <w:rFonts w:hint="eastAsia"/>
+          <w:szCs w:val="28"/>
+        </w:rPr>
+        <w:t>《</w:t>
+      </w:r>
+      <w:r>
+        <w:rPr>
+          <w:rFonts w:hint="eastAsia"/>
+          <w:szCs w:val="28"/>
+        </w:rPr>
+        <w:t>登幽州臺歌</w:t>
+      </w:r>
+      <w:r>
+        <w:rPr>
+          <w:rFonts w:hint="eastAsia"/>
+          <w:szCs w:val="28"/>
+        </w:rPr>
+        <w:t>》</w:t>
+      </w:r>
+      <w:r>
+        <w:rPr>
+          <w:rFonts w:hint="eastAsia"/>
+          <w:szCs w:val="28"/>
+        </w:rPr>
+        <w:t>是一首篇幅短小卻</w:t>
+      </w:r>
+      <w:proofErr w:type="gramStart"/>
+      <w:r>
+        <w:rPr>
+          <w:rFonts w:hint="eastAsia"/>
+          <w:szCs w:val="28"/>
+        </w:rPr>
+        <w:t>氣勢</w:t>
+      </w:r>
+      <w:r>
+        <w:rPr>
+          <w:rFonts w:hint="eastAsia"/>
+          <w:b/>
+          <w:bCs/>
+          <w:szCs w:val="28"/>
+        </w:rPr>
+        <w:t>宏闊</w:t>
+      </w:r>
+      <w:r>
+        <w:rPr>
+          <w:rFonts w:hint="eastAsia"/>
+          <w:szCs w:val="28"/>
+        </w:rPr>
+        <w:t>的</w:t>
+      </w:r>
+      <w:proofErr w:type="gramEnd"/>
+      <w:r>
+        <w:rPr>
+          <w:rFonts w:hint="eastAsia"/>
+          <w:szCs w:val="28"/>
+        </w:rPr>
+        <w:t>詩作。</w:t>
+      </w:r>
+      <w:proofErr w:type="gramStart"/>
+      <w:r>
+        <w:rPr>
+          <w:rFonts w:hint="eastAsia"/>
+          <w:szCs w:val="28"/>
+        </w:rPr>
+        <w:t>全詩僅</w:t>
+      </w:r>
+      <w:proofErr w:type="gramEnd"/>
+      <w:r>
+        <w:rPr>
+          <w:rFonts w:hint="eastAsia"/>
+          <w:szCs w:val="28"/>
+        </w:rPr>
+        <w:t>四句二十二字，卻</w:t>
+      </w:r>
+      <w:r>
+        <w:rPr>
+          <w:rFonts w:hint="eastAsia"/>
+          <w:b/>
+          <w:bCs/>
+          <w:szCs w:val="28"/>
+        </w:rPr>
+        <w:t>蘊含</w:t>
+      </w:r>
+      <w:r>
+        <w:rPr>
+          <w:rFonts w:hint="eastAsia"/>
+          <w:szCs w:val="28"/>
+        </w:rPr>
+        <w:t>深</w:t>
+      </w:r>
+      <w:proofErr w:type="gramStart"/>
+      <w:r>
+        <w:rPr>
+          <w:rFonts w:hint="eastAsia"/>
+          <w:szCs w:val="28"/>
+        </w:rPr>
+        <w:t>沉</w:t>
+      </w:r>
+      <w:proofErr w:type="gramEnd"/>
+      <w:r>
+        <w:rPr>
+          <w:rFonts w:hint="eastAsia"/>
+          <w:szCs w:val="28"/>
+        </w:rPr>
+        <w:t>的</w:t>
+      </w:r>
+      <w:r>
+        <w:rPr>
+          <w:rFonts w:hint="eastAsia"/>
+          <w:b/>
+          <w:bCs/>
+          <w:szCs w:val="28"/>
+        </w:rPr>
+        <w:t>歷史感</w:t>
+      </w:r>
+      <w:r>
+        <w:rPr>
+          <w:rFonts w:hint="eastAsia"/>
+          <w:szCs w:val="28"/>
+        </w:rPr>
+        <w:t>與</w:t>
+      </w:r>
+      <w:r>
+        <w:rPr>
+          <w:rFonts w:hint="eastAsia"/>
+          <w:b/>
+          <w:bCs/>
+          <w:szCs w:val="28"/>
+        </w:rPr>
+        <w:t>宇宙意識</w:t>
+      </w:r>
+      <w:r>
+        <w:rPr>
+          <w:rFonts w:hint="eastAsia"/>
+          <w:szCs w:val="28"/>
+        </w:rPr>
+        <w:t>，展現出詩人</w:t>
+      </w:r>
+      <w:r>
+        <w:rPr>
+          <w:rFonts w:hint="eastAsia"/>
+          <w:b/>
+          <w:bCs/>
+          <w:szCs w:val="28"/>
+        </w:rPr>
+        <w:t>雄渾蒼涼</w:t>
+      </w:r>
+      <w:r>
+        <w:rPr>
+          <w:rFonts w:hint="eastAsia"/>
+          <w:szCs w:val="28"/>
+        </w:rPr>
+        <w:t>的胸懷與孤獨悲</w:t>
+      </w:r>
+      <w:proofErr w:type="gramStart"/>
+      <w:r>
+        <w:rPr>
+          <w:rFonts w:hint="eastAsia"/>
+          <w:szCs w:val="28"/>
+        </w:rPr>
+        <w:t>慨</w:t>
+      </w:r>
+      <w:proofErr w:type="gramEnd"/>
+      <w:r>
+        <w:rPr>
+          <w:rFonts w:hint="eastAsia"/>
+          <w:szCs w:val="28"/>
+        </w:rPr>
+        <w:t>的情懷。</w:t>
+      </w:r>
+    </w:p>
+    <w:p>
+      <w:pPr>
         <w:spacing w:after="0" w:line="480" w:lineRule="exact"/>
         <w:ind w:left="-6" w:right="0" w:hanging="11"/>
+        <w:jc w:val="both"/>
         <w:rPr>
           <w:szCs w:val="28"/>
         </w:rPr>
@@ -1084,209 +1171,335 @@
         </w:rPr>
         <w:t xml:space="preserve">　　</w:t>
       </w:r>
-      <w:proofErr w:type="gramStart"/>
-      <w:r>
-        <w:rPr>
-          <w:rFonts w:hint="eastAsia"/>
-          <w:szCs w:val="28"/>
-        </w:rPr>
-        <w:t>全詩只</w:t>
-      </w:r>
-      <w:proofErr w:type="gramEnd"/>
-      <w:r>
-        <w:rPr>
-          <w:szCs w:val="28"/>
-        </w:rPr>
-        <w:t>22字，</w:t>
-      </w:r>
-      <w:proofErr w:type="gramStart"/>
-      <w:r>
-        <w:rPr>
-          <w:szCs w:val="28"/>
-        </w:rPr>
-        <w:t>篇幅甚短</w:t>
-      </w:r>
-      <w:proofErr w:type="gramEnd"/>
-      <w:r>
-        <w:rPr>
-          <w:szCs w:val="28"/>
-        </w:rPr>
-        <w:t>，卻</w:t>
-      </w:r>
-      <w:r>
-        <w:rPr>
-          <w:rFonts w:hint="eastAsia"/>
-          <w:szCs w:val="28"/>
-        </w:rPr>
-        <w:t>涵蓋</w:t>
-      </w:r>
-      <w:r>
-        <w:rPr>
-          <w:szCs w:val="28"/>
-        </w:rPr>
-        <w:t>了巨大的時空。作者跨越遙遠的過往與未來，又容入了</w:t>
-      </w:r>
-      <w:r>
-        <w:rPr>
+      <w:r>
+        <w:rPr>
+          <w:rFonts w:hint="eastAsia"/>
+          <w:szCs w:val="28"/>
+        </w:rPr>
+        <w:t>前兩句「前不見古人，後不見來者」，以時間為軸線，向前</w:t>
+      </w:r>
+      <w:r>
+        <w:rPr>
+          <w:rFonts w:hint="eastAsia"/>
           <w:b/>
           <w:bCs/>
           <w:szCs w:val="28"/>
         </w:rPr>
-        <w:t>無垠</w:t>
-      </w:r>
-      <w:r>
-        <w:rPr>
-          <w:szCs w:val="28"/>
-        </w:rPr>
-        <w:t>的天地宇宙，而將個人的</w:t>
-      </w:r>
-      <w:bookmarkStart w:id="1" w:name="_Hlk131348952"/>
-      <w:r>
-        <w:rPr>
+        <w:t>追溯</w:t>
+      </w:r>
+      <w:r>
+        <w:rPr>
+          <w:rFonts w:hint="eastAsia"/>
+          <w:szCs w:val="28"/>
+        </w:rPr>
+        <w:t>歷史，向後遙想未來，卻都無法與知音相遇。這裡的「古人」可理解為歷史上的賢者、明主或知己</w:t>
+      </w:r>
+      <w:r>
+        <w:rPr>
+          <w:szCs w:val="28"/>
+        </w:rPr>
+        <w:br/>
+      </w:r>
+      <w:r>
+        <w:rPr>
+          <w:rFonts w:hint="eastAsia"/>
+          <w:szCs w:val="28"/>
+        </w:rPr>
+        <w:t>；「來者」則指後世能理解自己志向的人。詩人自負才華與抱負，卻身處政治黑暗</w:t>
+      </w:r>
+      <w:r>
+        <w:rPr>
+          <w:szCs w:val="28"/>
+        </w:rPr>
+        <w:br/>
+      </w:r>
+      <w:r>
+        <w:rPr>
+          <w:rFonts w:hint="eastAsia"/>
+          <w:szCs w:val="28"/>
+        </w:rPr>
+        <w:t>、理想難伸的時代，既無法與古代賢人並肩，又難以等到後世知己出現，於是產生強烈的孤獨與失落。這種孤獨，不只是個人情緒，更是一種歷史長河中的蒼涼感。</w:t>
+      </w:r>
+    </w:p>
+    <w:p>
+      <w:pPr>
+        <w:spacing w:after="0" w:line="480" w:lineRule="exact"/>
+        <w:ind w:left="-6" w:right="0" w:hanging="11"/>
+        <w:jc w:val="both"/>
+        <w:rPr>
+          <w:szCs w:val="28"/>
+        </w:rPr>
+      </w:pPr>
+      <w:r>
+        <w:rPr>
+          <w:rFonts w:hint="eastAsia"/>
+          <w:szCs w:val="28"/>
+        </w:rPr>
+        <w:lastRenderedPageBreak/>
+        <w:t xml:space="preserve">　　</w:t>
+      </w:r>
+      <w:r>
+        <w:rPr>
+          <w:rFonts w:hint="eastAsia"/>
+          <w:szCs w:val="28"/>
+        </w:rPr>
+        <w:t>第三句「念天地之悠悠」，筆勢由時間轉向空間，境界頓然開闊。「悠悠」寫出天地的廣大</w:t>
+      </w:r>
+      <w:r>
+        <w:rPr>
+          <w:rFonts w:hint="eastAsia"/>
           <w:b/>
           <w:bCs/>
           <w:szCs w:val="28"/>
         </w:rPr>
-        <w:t>胸襟</w:t>
-      </w:r>
-      <w:bookmarkEnd w:id="1"/>
-      <w:r>
-        <w:rPr>
-          <w:szCs w:val="28"/>
-        </w:rPr>
-        <w:t>置於其中。前兩句語氣</w:t>
-      </w:r>
-      <w:r>
-        <w:rPr>
+        <w:t>無垠</w:t>
+      </w:r>
+      <w:r>
+        <w:rPr>
+          <w:rFonts w:hint="eastAsia"/>
+          <w:szCs w:val="28"/>
+        </w:rPr>
+        <w:t>與歲月的無窮流轉，將個人置於浩瀚宇宙之中。當人面對如此無限的天地時，個體顯得渺小而短暫，生命彷彿只是歷史長河中的一瞬。這種強烈的對比，使情感更為深</w:t>
+      </w:r>
+      <w:proofErr w:type="gramStart"/>
+      <w:r>
+        <w:rPr>
+          <w:rFonts w:hint="eastAsia"/>
+          <w:szCs w:val="28"/>
+        </w:rPr>
+        <w:t>沉</w:t>
+      </w:r>
+      <w:proofErr w:type="gramEnd"/>
+      <w:r>
+        <w:rPr>
+          <w:rFonts w:hint="eastAsia"/>
+          <w:szCs w:val="28"/>
+        </w:rPr>
+        <w:t>。</w:t>
+      </w:r>
+    </w:p>
+    <w:p>
+      <w:pPr>
+        <w:spacing w:after="0" w:line="480" w:lineRule="exact"/>
+        <w:ind w:left="-6" w:right="0" w:hanging="11"/>
+        <w:jc w:val="both"/>
+        <w:rPr>
+          <w:szCs w:val="28"/>
+        </w:rPr>
+      </w:pPr>
+      <w:r>
+        <w:rPr>
+          <w:rFonts w:hint="eastAsia"/>
+          <w:szCs w:val="28"/>
+        </w:rPr>
+        <w:t xml:space="preserve">　　</w:t>
+      </w:r>
+      <w:r>
+        <w:rPr>
+          <w:rFonts w:hint="eastAsia"/>
+          <w:szCs w:val="28"/>
+        </w:rPr>
+        <w:t>最後一句「獨愴然而</w:t>
+      </w:r>
+      <w:proofErr w:type="gramStart"/>
+      <w:r>
+        <w:rPr>
+          <w:rFonts w:hint="eastAsia"/>
+          <w:szCs w:val="28"/>
+        </w:rPr>
+        <w:t>涕</w:t>
+      </w:r>
+      <w:proofErr w:type="gramEnd"/>
+      <w:r>
+        <w:rPr>
+          <w:rFonts w:hint="eastAsia"/>
+          <w:szCs w:val="28"/>
+        </w:rPr>
+        <w:t>下」則</w:t>
+      </w:r>
+      <w:proofErr w:type="gramStart"/>
+      <w:r>
+        <w:rPr>
+          <w:rFonts w:hint="eastAsia"/>
+          <w:szCs w:val="28"/>
+        </w:rPr>
+        <w:t>收束全詩</w:t>
+      </w:r>
+      <w:proofErr w:type="gramEnd"/>
+      <w:r>
+        <w:rPr>
+          <w:rFonts w:hint="eastAsia"/>
+          <w:szCs w:val="28"/>
+        </w:rPr>
+        <w:t>。「獨」字點明孤單無依的處境；「愴然</w:t>
+      </w:r>
+      <w:r>
+        <w:rPr>
+          <w:szCs w:val="28"/>
+        </w:rPr>
+        <w:br/>
+      </w:r>
+      <w:r>
+        <w:rPr>
+          <w:rFonts w:hint="eastAsia"/>
+          <w:szCs w:val="28"/>
+        </w:rPr>
+        <w:t>」寫出悲傷沉痛的心情；「</w:t>
+      </w:r>
+      <w:proofErr w:type="gramStart"/>
+      <w:r>
+        <w:rPr>
+          <w:rFonts w:hint="eastAsia"/>
+          <w:szCs w:val="28"/>
+        </w:rPr>
+        <w:t>涕</w:t>
+      </w:r>
+      <w:proofErr w:type="gramEnd"/>
+      <w:r>
+        <w:rPr>
+          <w:rFonts w:hint="eastAsia"/>
+          <w:szCs w:val="28"/>
+        </w:rPr>
+        <w:t>下」以直接的動作描寫，將內心的悲</w:t>
+      </w:r>
+      <w:proofErr w:type="gramStart"/>
+      <w:r>
+        <w:rPr>
+          <w:rFonts w:hint="eastAsia"/>
+          <w:szCs w:val="28"/>
+        </w:rPr>
+        <w:t>慨</w:t>
+      </w:r>
+      <w:proofErr w:type="gramEnd"/>
+      <w:r>
+        <w:rPr>
+          <w:rFonts w:hint="eastAsia"/>
+          <w:szCs w:val="28"/>
+        </w:rPr>
+        <w:t>化為外在的淚水，情感真摯而強烈。</w:t>
+      </w:r>
+      <w:proofErr w:type="gramStart"/>
+      <w:r>
+        <w:rPr>
+          <w:rFonts w:hint="eastAsia"/>
+          <w:szCs w:val="28"/>
+        </w:rPr>
+        <w:t>全詩語言</w:t>
+      </w:r>
+      <w:proofErr w:type="gramEnd"/>
+      <w:r>
+        <w:rPr>
+          <w:rFonts w:hint="eastAsia"/>
+          <w:szCs w:val="28"/>
+        </w:rPr>
+        <w:t>極其</w:t>
+      </w:r>
+      <w:r>
+        <w:rPr>
+          <w:rFonts w:hint="eastAsia"/>
           <w:b/>
           <w:bCs/>
           <w:szCs w:val="28"/>
         </w:rPr>
-        <w:t>急促</w:t>
-      </w:r>
-      <w:r>
-        <w:rPr>
-          <w:szCs w:val="28"/>
-        </w:rPr>
-        <w:t>，表現了作者</w:t>
-      </w:r>
-      <w:r>
-        <w:rPr>
+        <w:t>精煉</w:t>
+      </w:r>
+      <w:r>
+        <w:rPr>
+          <w:rFonts w:hint="eastAsia"/>
+          <w:szCs w:val="28"/>
+        </w:rPr>
+        <w:t>，沒有華麗辭藻，卻</w:t>
+      </w:r>
+      <w:r>
+        <w:rPr>
+          <w:rFonts w:hint="eastAsia"/>
           <w:b/>
           <w:bCs/>
           <w:szCs w:val="28"/>
         </w:rPr>
-        <w:t>抑鬱不平</w:t>
-      </w:r>
-      <w:r>
-        <w:rPr>
-          <w:szCs w:val="28"/>
-        </w:rPr>
-        <w:t>之氣；</w:t>
-      </w:r>
-      <w:proofErr w:type="gramStart"/>
-      <w:r>
-        <w:rPr>
-          <w:szCs w:val="28"/>
-        </w:rPr>
-        <w:t>後兩句襯以</w:t>
-      </w:r>
-      <w:proofErr w:type="gramEnd"/>
-      <w:r>
-        <w:rPr>
-          <w:szCs w:val="28"/>
-        </w:rPr>
-        <w:t>虛字</w:t>
-      </w:r>
-      <w:r>
-        <w:rPr>
-          <w:rFonts w:hint="eastAsia"/>
-          <w:szCs w:val="28"/>
-        </w:rPr>
-        <w:t>「</w:t>
-      </w:r>
-      <w:r>
-        <w:rPr>
-          <w:szCs w:val="28"/>
-        </w:rPr>
-        <w:t>之</w:t>
-      </w:r>
-      <w:r>
-        <w:rPr>
-          <w:rFonts w:hint="eastAsia"/>
-          <w:szCs w:val="28"/>
-        </w:rPr>
-        <w:t>」、「</w:t>
-      </w:r>
-      <w:r>
-        <w:rPr>
-          <w:szCs w:val="28"/>
-        </w:rPr>
-        <w:t>而</w:t>
-      </w:r>
-      <w:r>
-        <w:rPr>
-          <w:rFonts w:hint="eastAsia"/>
-          <w:szCs w:val="28"/>
-        </w:rPr>
-        <w:t>」</w:t>
-      </w:r>
-      <w:r>
-        <w:rPr>
-          <w:szCs w:val="28"/>
-        </w:rPr>
-        <w:t>，轉為</w:t>
-      </w:r>
-      <w:r>
-        <w:rPr>
+        <w:t>以簡馭繁</w:t>
+      </w:r>
+      <w:r>
+        <w:rPr>
+          <w:rFonts w:hint="eastAsia"/>
+          <w:szCs w:val="28"/>
+        </w:rPr>
+        <w:t>，氣勢</w:t>
+      </w:r>
+      <w:r>
+        <w:rPr>
+          <w:rFonts w:hint="eastAsia"/>
           <w:b/>
           <w:bCs/>
           <w:szCs w:val="28"/>
         </w:rPr>
-        <w:t>舒緩</w:t>
-      </w:r>
-      <w:r>
-        <w:rPr>
-          <w:szCs w:val="28"/>
-        </w:rPr>
-        <w:t>流暢，表現詩人悲聲長嘆、</w:t>
+        <w:t>雄</w:t>
       </w:r>
       <w:proofErr w:type="gramStart"/>
       <w:r>
         <w:rPr>
-          <w:szCs w:val="28"/>
-        </w:rPr>
-        <w:t>涕</w:t>
+          <w:rFonts w:hint="eastAsia"/>
+          <w:b/>
+          <w:bCs/>
+          <w:szCs w:val="28"/>
+        </w:rPr>
+        <w:t>渾</w:t>
       </w:r>
       <w:proofErr w:type="gramEnd"/>
       <w:r>
         <w:rPr>
-          <w:szCs w:val="28"/>
-        </w:rPr>
-        <w:t>淚橫流的情形。</w:t>
+          <w:b/>
+          <w:bCs/>
+          <w:szCs w:val="28"/>
+        </w:rPr>
+        <w:br/>
+      </w:r>
+      <w:r>
+        <w:rPr>
+          <w:rFonts w:hint="eastAsia"/>
+          <w:szCs w:val="28"/>
+        </w:rPr>
+        <w:t>，情感厚重。</w:t>
       </w:r>
     </w:p>
     <w:p>
       <w:pPr>
         <w:spacing w:after="0" w:line="480" w:lineRule="exact"/>
         <w:ind w:left="-6" w:right="0" w:hanging="11"/>
-        <w:rPr>
-          <w:szCs w:val="28"/>
-        </w:rPr>
-      </w:pPr>
-      <w:r>
-        <w:rPr>
-          <w:rFonts w:hint="eastAsia"/>
-          <w:szCs w:val="28"/>
-        </w:rPr>
-        <w:t xml:space="preserve">    </w:t>
-      </w:r>
-      <w:r>
-        <w:rPr>
-          <w:rFonts w:hint="eastAsia"/>
-          <w:szCs w:val="28"/>
-        </w:rPr>
-        <w:t>整首詩意境</w:t>
+        <w:jc w:val="both"/>
+        <w:rPr>
+          <w:rFonts w:hint="eastAsia"/>
+          <w:szCs w:val="28"/>
+        </w:rPr>
+      </w:pPr>
+      <w:r>
+        <w:rPr>
+          <w:rFonts w:hint="eastAsia"/>
+          <w:szCs w:val="28"/>
+        </w:rPr>
+        <w:t xml:space="preserve">　　</w:t>
+      </w:r>
+      <w:r>
+        <w:rPr>
+          <w:rFonts w:hint="eastAsia"/>
+          <w:szCs w:val="28"/>
+        </w:rPr>
+        <w:t>此詩突破</w:t>
+      </w:r>
+      <w:r>
+        <w:rPr>
+          <w:rFonts w:hint="eastAsia"/>
+          <w:szCs w:val="28"/>
+          <w:u w:val="single"/>
+        </w:rPr>
+        <w:t>初唐</w:t>
+      </w:r>
+      <w:r>
+        <w:rPr>
+          <w:rFonts w:hint="eastAsia"/>
+          <w:szCs w:val="28"/>
+        </w:rPr>
+        <w:t>浮華綺麗的風格，轉向</w:t>
       </w:r>
       <w:r>
         <w:rPr>
@@ -1295,141 +1508,21 @@
           <w:bCs/>
           <w:szCs w:val="28"/>
         </w:rPr>
-        <w:t>悠</w:t>
-      </w:r>
-      <w:proofErr w:type="gramStart"/>
-      <w:r>
-        <w:rPr>
-          <w:rFonts w:hint="eastAsia"/>
-          <w:b/>
-          <w:bCs/>
-          <w:szCs w:val="28"/>
-        </w:rPr>
-        <w:t>邈</w:t>
-      </w:r>
-      <w:proofErr w:type="gramEnd"/>
-      <w:r>
-        <w:rPr>
-          <w:rFonts w:hint="eastAsia"/>
-          <w:szCs w:val="28"/>
-        </w:rPr>
-        <w:t>，流動</w:t>
-      </w:r>
-      <w:r>
-        <w:rPr>
-          <w:rFonts w:hint="eastAsia"/>
-          <w:szCs w:val="28"/>
-        </w:rPr>
-        <w:t>著</w:t>
-      </w:r>
-      <w:r>
-        <w:rPr>
-          <w:rFonts w:hint="eastAsia"/>
-          <w:szCs w:val="28"/>
-        </w:rPr>
-        <w:t>深刻的孤寂感；彷彿詢問自我在大宇宙中的定位，生命的解答為何？千百</w:t>
-      </w:r>
-      <w:proofErr w:type="gramStart"/>
-      <w:r>
-        <w:rPr>
-          <w:rFonts w:hint="eastAsia"/>
-          <w:szCs w:val="28"/>
-        </w:rPr>
-        <w:t>世</w:t>
-      </w:r>
-      <w:proofErr w:type="gramEnd"/>
-      <w:r>
-        <w:rPr>
-          <w:rFonts w:hint="eastAsia"/>
-          <w:szCs w:val="28"/>
-        </w:rPr>
-        <w:t>的</w:t>
-      </w:r>
-      <w:r>
-        <w:rPr>
-          <w:rFonts w:hint="eastAsia"/>
-          <w:b/>
-          <w:bCs/>
-          <w:szCs w:val="28"/>
-        </w:rPr>
-        <w:t>浮</w:t>
-      </w:r>
-      <w:proofErr w:type="gramStart"/>
-      <w:r>
-        <w:rPr>
-          <w:rFonts w:hint="eastAsia"/>
-          <w:b/>
-          <w:bCs/>
-          <w:szCs w:val="28"/>
-        </w:rPr>
-        <w:t>沉</w:t>
-      </w:r>
-      <w:proofErr w:type="gramEnd"/>
-      <w:r>
-        <w:rPr>
-          <w:rFonts w:hint="eastAsia"/>
-          <w:szCs w:val="28"/>
-        </w:rPr>
-        <w:t>中等待的是什麼？真相來臨的那一刻，迷中之人是否還能分辨得出呢？</w:t>
-      </w:r>
-      <w:r>
-        <w:rPr>
-          <w:rFonts w:hint="eastAsia"/>
-          <w:b/>
-          <w:bCs/>
-          <w:szCs w:val="28"/>
-        </w:rPr>
-        <w:t>俯仰古今</w:t>
-      </w:r>
-      <w:r>
-        <w:rPr>
-          <w:rFonts w:hint="eastAsia"/>
-          <w:szCs w:val="28"/>
-        </w:rPr>
-        <w:t>，遠眺</w:t>
-      </w:r>
-      <w:proofErr w:type="gramStart"/>
-      <w:r>
-        <w:rPr>
-          <w:rFonts w:hint="eastAsia"/>
-          <w:b/>
-          <w:bCs/>
-          <w:szCs w:val="28"/>
-        </w:rPr>
-        <w:t>曠</w:t>
-      </w:r>
-      <w:proofErr w:type="gramEnd"/>
-      <w:r>
-        <w:rPr>
-          <w:rFonts w:hint="eastAsia"/>
-          <w:b/>
-          <w:bCs/>
-          <w:szCs w:val="28"/>
-        </w:rPr>
-        <w:t>宇</w:t>
-      </w:r>
-      <w:r>
-        <w:rPr>
-          <w:rFonts w:hint="eastAsia"/>
-          <w:szCs w:val="28"/>
-        </w:rPr>
-        <w:t>，這許多疑惑，透過詩人飽滿的情緒，把讀者籠罩在筆下的特殊氣氛中，使人不得不心動神移。</w:t>
-      </w:r>
-    </w:p>
-    <w:p>
-      <w:pPr>
-        <w:spacing w:after="0" w:line="480" w:lineRule="exact"/>
-        <w:ind w:left="-6" w:right="0" w:hanging="11"/>
-        <w:rPr>
-          <w:szCs w:val="28"/>
-        </w:rPr>
-      </w:pPr>
-      <w:r>
-        <w:rPr>
-          <w:rFonts w:hint="eastAsia"/>
-          <w:szCs w:val="28"/>
-        </w:rPr>
-        <w:t xml:space="preserve">    </w:t>
+        <w:t>蒼勁</w:t>
+      </w:r>
+      <w:r>
+        <w:rPr>
+          <w:rFonts w:hint="eastAsia"/>
+          <w:szCs w:val="28"/>
+        </w:rPr>
+        <w:t>雄渾</w:t>
+      </w:r>
+      <w:r>
+        <w:rPr>
+          <w:rFonts w:hint="eastAsia"/>
+          <w:szCs w:val="28"/>
+        </w:rPr>
+        <w:t>的表現，為</w:t>
       </w:r>
       <w:r>
         <w:rPr>
@@ -1437,668 +1530,14 @@
           <w:szCs w:val="28"/>
           <w:u w:val="single"/>
         </w:rPr>
-        <w:t>幽州台</w:t>
-      </w:r>
-      <w:r>
-        <w:rPr>
-          <w:rFonts w:hint="eastAsia"/>
-          <w:szCs w:val="28"/>
-        </w:rPr>
-        <w:t>，是</w:t>
-      </w:r>
-      <w:r>
-        <w:rPr>
-          <w:rFonts w:hint="eastAsia"/>
-          <w:szCs w:val="28"/>
-          <w:u w:val="single"/>
-        </w:rPr>
-        <w:t>戰國</w:t>
-      </w:r>
-      <w:r>
-        <w:rPr>
-          <w:rFonts w:hint="eastAsia"/>
-          <w:szCs w:val="28"/>
-        </w:rPr>
-        <w:t>時代</w:t>
-      </w:r>
-      <w:r>
-        <w:rPr>
-          <w:rFonts w:hint="eastAsia"/>
-          <w:szCs w:val="28"/>
-          <w:u w:val="single"/>
-        </w:rPr>
-        <w:t>燕國</w:t>
-      </w:r>
-      <w:r>
-        <w:rPr>
-          <w:rFonts w:hint="eastAsia"/>
-          <w:szCs w:val="28"/>
-        </w:rPr>
-        <w:t>國都</w:t>
-      </w:r>
-      <w:proofErr w:type="gramStart"/>
-      <w:r>
-        <w:rPr>
-          <w:rFonts w:hint="eastAsia"/>
-          <w:szCs w:val="28"/>
-          <w:u w:val="single"/>
-        </w:rPr>
-        <w:t>薊</w:t>
-      </w:r>
-      <w:proofErr w:type="gramEnd"/>
-      <w:r>
-        <w:rPr>
-          <w:rFonts w:hint="eastAsia"/>
-          <w:szCs w:val="28"/>
-          <w:u w:val="single"/>
-        </w:rPr>
-        <w:t>城</w:t>
-      </w:r>
-      <w:r>
-        <w:rPr>
-          <w:rFonts w:hint="eastAsia"/>
-          <w:szCs w:val="28"/>
-        </w:rPr>
-        <w:t>北部的門樓，為</w:t>
-      </w:r>
-      <w:r>
-        <w:rPr>
-          <w:rFonts w:hint="eastAsia"/>
-          <w:szCs w:val="28"/>
-          <w:u w:val="single"/>
-        </w:rPr>
-        <w:t>燕昭王</w:t>
-      </w:r>
-      <w:r>
-        <w:rPr>
-          <w:rFonts w:hint="eastAsia"/>
-          <w:szCs w:val="28"/>
-        </w:rPr>
-        <w:t>所建，又叫做</w:t>
-      </w:r>
-      <w:r>
-        <w:rPr>
-          <w:rFonts w:hint="eastAsia"/>
-          <w:szCs w:val="28"/>
-          <w:u w:val="single"/>
-        </w:rPr>
-        <w:t>黃金台</w:t>
-      </w:r>
-      <w:r>
-        <w:rPr>
-          <w:rFonts w:hint="eastAsia"/>
-          <w:szCs w:val="28"/>
-        </w:rPr>
-        <w:t>、</w:t>
-      </w:r>
-      <w:proofErr w:type="gramStart"/>
-      <w:r>
-        <w:rPr>
-          <w:rFonts w:hint="eastAsia"/>
-          <w:szCs w:val="28"/>
-          <w:u w:val="single"/>
-        </w:rPr>
-        <w:t>賢士台</w:t>
-      </w:r>
-      <w:proofErr w:type="gramEnd"/>
-      <w:r>
-        <w:rPr>
-          <w:rFonts w:hint="eastAsia"/>
-          <w:szCs w:val="28"/>
-        </w:rPr>
-        <w:t>。公元前三一一年，</w:t>
-      </w:r>
-      <w:r>
-        <w:rPr>
-          <w:rFonts w:hint="eastAsia"/>
-          <w:szCs w:val="28"/>
-          <w:u w:val="single"/>
-        </w:rPr>
-        <w:t>燕昭王</w:t>
-      </w:r>
-      <w:r>
-        <w:rPr>
-          <w:rFonts w:hint="eastAsia"/>
-          <w:szCs w:val="28"/>
-        </w:rPr>
-        <w:t>在殘破不堪的局勢中即位，為了要復興</w:t>
-      </w:r>
-      <w:r>
-        <w:rPr>
-          <w:rFonts w:hint="eastAsia"/>
-          <w:szCs w:val="28"/>
-          <w:u w:val="single"/>
-        </w:rPr>
-        <w:t>燕國</w:t>
-      </w:r>
-      <w:r>
-        <w:rPr>
-          <w:rFonts w:hint="eastAsia"/>
-          <w:szCs w:val="28"/>
-        </w:rPr>
-        <w:t>，他勵精圖治，聽從</w:t>
-      </w:r>
-      <w:proofErr w:type="gramStart"/>
-      <w:r>
-        <w:rPr>
-          <w:rFonts w:hint="eastAsia"/>
-          <w:szCs w:val="28"/>
-          <w:u w:val="single"/>
-        </w:rPr>
-        <w:t>郭隗</w:t>
-      </w:r>
-      <w:proofErr w:type="gramEnd"/>
-      <w:r>
-        <w:rPr>
-          <w:rFonts w:hint="eastAsia"/>
-          <w:szCs w:val="28"/>
-        </w:rPr>
-        <w:t>(</w:t>
-      </w:r>
-      <w:proofErr w:type="gramStart"/>
-      <w:r>
-        <w:rPr>
-          <w:rFonts w:hint="eastAsia"/>
-          <w:color w:val="FF0000"/>
-          <w:sz w:val="16"/>
-          <w:szCs w:val="16"/>
-        </w:rPr>
-        <w:t>ㄨㄟˇ</w:t>
-      </w:r>
-      <w:proofErr w:type="gramEnd"/>
-      <w:r>
-        <w:rPr>
-          <w:rFonts w:hint="eastAsia"/>
-          <w:szCs w:val="28"/>
-        </w:rPr>
-        <w:t>)</w:t>
-      </w:r>
-      <w:r>
-        <w:rPr>
-          <w:rFonts w:hint="eastAsia"/>
-          <w:szCs w:val="28"/>
-        </w:rPr>
-        <w:t>的建議，廣</w:t>
-      </w:r>
-      <w:proofErr w:type="gramStart"/>
-      <w:r>
-        <w:rPr>
-          <w:rFonts w:hint="eastAsia"/>
-          <w:szCs w:val="28"/>
-        </w:rPr>
-        <w:t>招賢士</w:t>
-      </w:r>
-      <w:proofErr w:type="gramEnd"/>
-      <w:r>
-        <w:rPr>
-          <w:rFonts w:hint="eastAsia"/>
-          <w:szCs w:val="28"/>
-        </w:rPr>
-        <w:t>，他建起了一座高台，將黃金</w:t>
-      </w:r>
-      <w:r>
-        <w:rPr>
-          <w:rFonts w:hint="eastAsia"/>
-          <w:szCs w:val="28"/>
-        </w:rPr>
-        <w:lastRenderedPageBreak/>
-        <w:t>置於台上，延請天下奇士，並且將</w:t>
-      </w:r>
-      <w:proofErr w:type="gramStart"/>
-      <w:r>
-        <w:rPr>
-          <w:rFonts w:hint="eastAsia"/>
-          <w:szCs w:val="28"/>
-        </w:rPr>
-        <w:t>這些賢士</w:t>
-      </w:r>
-      <w:proofErr w:type="gramEnd"/>
-      <w:r>
-        <w:rPr>
-          <w:rFonts w:hint="eastAsia"/>
-          <w:szCs w:val="28"/>
-        </w:rPr>
-        <w:t>們當作自己的老師一樣禮遇。很快的，來自</w:t>
-      </w:r>
-      <w:r>
-        <w:rPr>
-          <w:rFonts w:hint="eastAsia"/>
-          <w:szCs w:val="28"/>
-          <w:u w:val="single"/>
-        </w:rPr>
-        <w:t>魏國</w:t>
-      </w:r>
-      <w:r>
-        <w:rPr>
-          <w:rFonts w:hint="eastAsia"/>
-          <w:szCs w:val="28"/>
-        </w:rPr>
-        <w:t>的</w:t>
-      </w:r>
-      <w:r>
-        <w:rPr>
-          <w:rFonts w:hint="eastAsia"/>
-          <w:szCs w:val="28"/>
-          <w:u w:val="single"/>
-        </w:rPr>
-        <w:t>樂毅</w:t>
-      </w:r>
-      <w:r>
-        <w:rPr>
-          <w:rFonts w:hint="eastAsia"/>
-          <w:szCs w:val="28"/>
-        </w:rPr>
-        <w:t>、來自</w:t>
-      </w:r>
-      <w:r>
-        <w:rPr>
-          <w:rFonts w:hint="eastAsia"/>
-          <w:szCs w:val="28"/>
-          <w:u w:val="single"/>
-        </w:rPr>
-        <w:t>齊國</w:t>
-      </w:r>
-      <w:r>
-        <w:rPr>
-          <w:rFonts w:hint="eastAsia"/>
-          <w:szCs w:val="28"/>
-        </w:rPr>
-        <w:t>的</w:t>
-      </w:r>
-      <w:r>
-        <w:rPr>
-          <w:rFonts w:hint="eastAsia"/>
-          <w:szCs w:val="28"/>
-          <w:u w:val="single"/>
-        </w:rPr>
-        <w:t>鄒衍</w:t>
-      </w:r>
-      <w:r>
-        <w:rPr>
-          <w:rFonts w:hint="eastAsia"/>
-          <w:szCs w:val="28"/>
-        </w:rPr>
-        <w:t>都投靠到了</w:t>
-      </w:r>
-      <w:r>
-        <w:rPr>
-          <w:rFonts w:hint="eastAsia"/>
-          <w:szCs w:val="28"/>
-          <w:u w:val="single"/>
-        </w:rPr>
-        <w:t>燕國</w:t>
-      </w:r>
-      <w:r>
-        <w:rPr>
-          <w:rFonts w:hint="eastAsia"/>
-          <w:szCs w:val="28"/>
-        </w:rPr>
-        <w:t>，共同謀劃振興</w:t>
-      </w:r>
-      <w:r>
-        <w:rPr>
-          <w:rFonts w:hint="eastAsia"/>
-          <w:szCs w:val="28"/>
-          <w:u w:val="single"/>
-        </w:rPr>
-        <w:t>燕國</w:t>
-      </w:r>
-      <w:r>
-        <w:rPr>
-          <w:rFonts w:hint="eastAsia"/>
-          <w:szCs w:val="28"/>
-        </w:rPr>
-        <w:t>的大計；後來</w:t>
-      </w:r>
-      <w:r>
-        <w:rPr>
-          <w:rFonts w:hint="eastAsia"/>
-          <w:szCs w:val="28"/>
-          <w:u w:val="single"/>
-        </w:rPr>
-        <w:t>樂毅</w:t>
-      </w:r>
-      <w:r>
-        <w:rPr>
-          <w:rFonts w:hint="eastAsia"/>
-          <w:szCs w:val="28"/>
-        </w:rPr>
-        <w:t>帶領大軍攻打</w:t>
-      </w:r>
-      <w:r>
-        <w:rPr>
-          <w:rFonts w:hint="eastAsia"/>
-          <w:szCs w:val="28"/>
-          <w:u w:val="single"/>
-        </w:rPr>
-        <w:t>齊國</w:t>
-      </w:r>
-      <w:r>
-        <w:rPr>
-          <w:rFonts w:hint="eastAsia"/>
-          <w:szCs w:val="28"/>
-        </w:rPr>
-        <w:t>，一連攻陷了</w:t>
-      </w:r>
-      <w:r>
-        <w:rPr>
-          <w:rFonts w:hint="eastAsia"/>
-          <w:szCs w:val="28"/>
-          <w:u w:val="single"/>
-        </w:rPr>
-        <w:t>齊國</w:t>
-      </w:r>
-      <w:r>
-        <w:rPr>
-          <w:rFonts w:hint="eastAsia"/>
-          <w:szCs w:val="28"/>
-        </w:rPr>
-        <w:t>七十多座城池，使</w:t>
-      </w:r>
-      <w:r>
-        <w:rPr>
-          <w:rFonts w:hint="eastAsia"/>
-          <w:szCs w:val="28"/>
-          <w:u w:val="single"/>
-        </w:rPr>
-        <w:t>齊國</w:t>
-      </w:r>
-      <w:r>
-        <w:rPr>
-          <w:rFonts w:hint="eastAsia"/>
-          <w:szCs w:val="28"/>
-        </w:rPr>
-        <w:t>幾乎滅亡，報了過往</w:t>
-      </w:r>
-      <w:r>
-        <w:rPr>
-          <w:rFonts w:hint="eastAsia"/>
-          <w:szCs w:val="28"/>
-          <w:u w:val="single"/>
-        </w:rPr>
-        <w:t>齊國</w:t>
-      </w:r>
-      <w:proofErr w:type="gramStart"/>
-      <w:r>
-        <w:rPr>
-          <w:rFonts w:hint="eastAsia"/>
-          <w:szCs w:val="28"/>
-        </w:rPr>
-        <w:t>破</w:t>
-      </w:r>
-      <w:r>
-        <w:rPr>
-          <w:rFonts w:hint="eastAsia"/>
-          <w:szCs w:val="28"/>
-          <w:u w:val="single"/>
-        </w:rPr>
-        <w:t>燕</w:t>
-      </w:r>
-      <w:r>
-        <w:rPr>
-          <w:rFonts w:hint="eastAsia"/>
-          <w:szCs w:val="28"/>
-        </w:rPr>
-        <w:t>之</w:t>
-      </w:r>
-      <w:proofErr w:type="gramEnd"/>
-      <w:r>
-        <w:rPr>
-          <w:rFonts w:hint="eastAsia"/>
-          <w:szCs w:val="28"/>
-        </w:rPr>
-        <w:t>仇，</w:t>
-      </w:r>
-      <w:r>
-        <w:rPr>
-          <w:rFonts w:hint="eastAsia"/>
-          <w:szCs w:val="28"/>
-          <w:u w:val="single"/>
-        </w:rPr>
-        <w:t>燕國</w:t>
-      </w:r>
-      <w:r>
-        <w:rPr>
-          <w:rFonts w:hint="eastAsia"/>
-          <w:szCs w:val="28"/>
-        </w:rPr>
-        <w:t>，也很快就成為</w:t>
-      </w:r>
-      <w:r>
-        <w:rPr>
-          <w:rFonts w:hint="eastAsia"/>
-          <w:szCs w:val="28"/>
-          <w:u w:val="single"/>
-        </w:rPr>
-        <w:t>戰國</w:t>
-      </w:r>
-      <w:r>
-        <w:rPr>
-          <w:rFonts w:hint="eastAsia"/>
-          <w:szCs w:val="28"/>
-        </w:rPr>
-        <w:t>七雄</w:t>
-      </w:r>
-      <w:r>
-        <w:rPr>
-          <w:rFonts w:hint="eastAsia"/>
-          <w:szCs w:val="28"/>
-        </w:rPr>
-        <w:t>之</w:t>
-      </w:r>
-      <w:proofErr w:type="gramStart"/>
-      <w:r>
-        <w:rPr>
-          <w:rFonts w:hint="eastAsia"/>
-          <w:szCs w:val="28"/>
-        </w:rPr>
-        <w:t>一</w:t>
-      </w:r>
-      <w:proofErr w:type="gramEnd"/>
-      <w:r>
-        <w:rPr>
-          <w:rFonts w:hint="eastAsia"/>
-          <w:szCs w:val="28"/>
-        </w:rPr>
-        <w:t>。</w:t>
-      </w:r>
-    </w:p>
-    <w:p>
-      <w:pPr>
-        <w:spacing w:after="0" w:line="480" w:lineRule="exact"/>
-        <w:ind w:left="-6" w:right="0" w:hanging="11"/>
-        <w:rPr>
-          <w:szCs w:val="28"/>
-        </w:rPr>
-      </w:pPr>
-      <w:r>
-        <w:rPr>
-          <w:rFonts w:hint="eastAsia"/>
-          <w:szCs w:val="28"/>
-        </w:rPr>
-        <w:t xml:space="preserve">    </w:t>
-      </w:r>
-      <w:r>
-        <w:rPr>
-          <w:rFonts w:hint="eastAsia"/>
-          <w:szCs w:val="28"/>
-        </w:rPr>
-        <w:t>對古代懷才不遇的文人來說，</w:t>
-      </w:r>
-      <w:r>
-        <w:rPr>
-          <w:rFonts w:hint="eastAsia"/>
-          <w:szCs w:val="28"/>
-          <w:u w:val="single"/>
-        </w:rPr>
-        <w:t>燕昭王</w:t>
-      </w:r>
-      <w:r>
-        <w:rPr>
-          <w:rFonts w:hint="eastAsia"/>
-          <w:szCs w:val="28"/>
-        </w:rPr>
-        <w:t>與</w:t>
-      </w:r>
-      <w:r>
-        <w:rPr>
-          <w:rFonts w:hint="eastAsia"/>
-          <w:szCs w:val="28"/>
-          <w:u w:val="single"/>
-        </w:rPr>
-        <w:t>幽州台</w:t>
-      </w:r>
-      <w:r>
-        <w:rPr>
-          <w:rFonts w:hint="eastAsia"/>
-          <w:szCs w:val="28"/>
-        </w:rPr>
-        <w:t>實有</w:t>
-      </w:r>
-      <w:r>
-        <w:rPr>
-          <w:rFonts w:hint="eastAsia"/>
-          <w:szCs w:val="28"/>
-        </w:rPr>
-        <w:t>著</w:t>
-      </w:r>
-      <w:r>
-        <w:rPr>
-          <w:rFonts w:hint="eastAsia"/>
-          <w:szCs w:val="28"/>
-        </w:rPr>
-        <w:t>非常重要的象徵意義。</w:t>
-      </w:r>
-      <w:r>
-        <w:rPr>
-          <w:rFonts w:hint="eastAsia"/>
-          <w:szCs w:val="28"/>
-          <w:u w:val="single"/>
-        </w:rPr>
-        <w:t>陳子昂</w:t>
-      </w:r>
-      <w:r>
-        <w:rPr>
-          <w:rFonts w:hint="eastAsia"/>
-          <w:szCs w:val="28"/>
-        </w:rPr>
-        <w:t>寫下〈登幽州台歌〉</w:t>
-      </w:r>
-      <w:proofErr w:type="gramStart"/>
-      <w:r>
-        <w:rPr>
-          <w:rFonts w:hint="eastAsia"/>
-          <w:szCs w:val="28"/>
-        </w:rPr>
-        <w:t>一</w:t>
-      </w:r>
-      <w:proofErr w:type="gramEnd"/>
-      <w:r>
-        <w:rPr>
-          <w:rFonts w:hint="eastAsia"/>
-          <w:szCs w:val="28"/>
-        </w:rPr>
-        <w:t>詩，也有</w:t>
-      </w:r>
-      <w:r>
-        <w:rPr>
-          <w:rFonts w:hint="eastAsia"/>
-          <w:szCs w:val="28"/>
-        </w:rPr>
-        <w:t>著</w:t>
-      </w:r>
-      <w:r>
-        <w:rPr>
-          <w:rFonts w:hint="eastAsia"/>
-          <w:szCs w:val="28"/>
-        </w:rPr>
-        <w:t>仰慕</w:t>
-      </w:r>
-      <w:r>
-        <w:rPr>
-          <w:rFonts w:hint="eastAsia"/>
-          <w:szCs w:val="28"/>
-          <w:u w:val="single"/>
-        </w:rPr>
-        <w:t>燕昭王</w:t>
-      </w:r>
-      <w:r>
-        <w:rPr>
-          <w:rFonts w:hint="eastAsia"/>
-          <w:szCs w:val="28"/>
-        </w:rPr>
-        <w:t>的聖明，</w:t>
-      </w:r>
-      <w:proofErr w:type="gramStart"/>
-      <w:r>
-        <w:rPr>
-          <w:rFonts w:hint="eastAsia"/>
-          <w:szCs w:val="28"/>
-        </w:rPr>
-        <w:t>而恨自己</w:t>
-      </w:r>
-      <w:proofErr w:type="gramEnd"/>
-      <w:r>
-        <w:rPr>
-          <w:rFonts w:hint="eastAsia"/>
-          <w:szCs w:val="28"/>
-        </w:rPr>
-        <w:t>生不逢時，不能建功立業、救濟生民的意思在其中。然而詩人的思索不僅限於自身的</w:t>
-      </w:r>
-      <w:r>
-        <w:rPr>
-          <w:rFonts w:hint="eastAsia"/>
-          <w:b/>
-          <w:bCs/>
-          <w:szCs w:val="28"/>
-        </w:rPr>
-        <w:t>狹隘</w:t>
-      </w:r>
-      <w:r>
-        <w:rPr>
-          <w:rFonts w:hint="eastAsia"/>
-          <w:szCs w:val="28"/>
-        </w:rPr>
-        <w:t>遭遇，而是由人世間的浮</w:t>
-      </w:r>
-      <w:proofErr w:type="gramStart"/>
-      <w:r>
-        <w:rPr>
-          <w:rFonts w:hint="eastAsia"/>
-          <w:szCs w:val="28"/>
-        </w:rPr>
-        <w:t>沉</w:t>
-      </w:r>
-      <w:proofErr w:type="gramEnd"/>
-      <w:r>
-        <w:rPr>
-          <w:rFonts w:hint="eastAsia"/>
-          <w:szCs w:val="28"/>
-        </w:rPr>
-        <w:t>，</w:t>
-      </w:r>
-      <w:r>
-        <w:rPr>
-          <w:rFonts w:hint="eastAsia"/>
-          <w:szCs w:val="28"/>
-        </w:rPr>
-        <w:t>進一步開啟了更為宏觀的生命省思，這</w:t>
-      </w:r>
-      <w:proofErr w:type="gramStart"/>
-      <w:r>
-        <w:rPr>
-          <w:rFonts w:hint="eastAsia"/>
-          <w:szCs w:val="28"/>
-        </w:rPr>
-        <w:t>也是本詩所以</w:t>
-      </w:r>
-      <w:proofErr w:type="gramEnd"/>
-      <w:r>
-        <w:rPr>
-          <w:rFonts w:hint="eastAsia"/>
-          <w:szCs w:val="28"/>
-        </w:rPr>
-        <w:t>能傳誦不衰，震動人們心靈的原因。</w:t>
+        <w:t>盛唐</w:t>
+      </w:r>
+      <w:r>
+        <w:rPr>
+          <w:rFonts w:hint="eastAsia"/>
+          <w:szCs w:val="28"/>
+        </w:rPr>
+        <w:t>詩風開啟先聲。它不僅是詩人個人懷才不遇的悲嘆，更是對人生有限、天地無窮的深刻體悟，因此歷久彌新，讀來仍令人震撼。</w:t>
       </w:r>
     </w:p>
     <w:p>
@@ -2129,9 +1568,9 @@
           <w:numId w:val="8"/>
         </w:numPr>
         <w:spacing w:after="0" w:line="420" w:lineRule="exact"/>
-        <w:ind w:leftChars="0" w:right="0"/>
-        <w:rPr>
-          <w:rFonts w:hint="eastAsia"/>
+        <w:ind w:leftChars="0" w:left="284" w:right="0" w:hanging="284"/>
+        <w:jc w:val="both"/>
+        <w:rPr>
           <w:szCs w:val="28"/>
         </w:rPr>
       </w:pPr>
@@ -2192,35 +1631,18 @@
           <w:numId w:val="8"/>
         </w:numPr>
         <w:spacing w:after="0" w:line="420" w:lineRule="exact"/>
-        <w:ind w:leftChars="0" w:right="0"/>
-        <w:rPr>
-          <w:szCs w:val="28"/>
-        </w:rPr>
-      </w:pPr>
-      <w:r>
-        <w:rPr>
-          <w:rFonts w:hint="eastAsia"/>
-          <w:szCs w:val="28"/>
-        </w:rPr>
-        <w:t>無垠(</w:t>
-      </w:r>
-      <w:proofErr w:type="gramStart"/>
-      <w:r>
-        <w:rPr>
-          <w:rFonts w:hint="eastAsia"/>
-          <w:color w:val="FF0000"/>
-          <w:sz w:val="16"/>
-          <w:szCs w:val="16"/>
-        </w:rPr>
-        <w:t>ㄧㄣˊ</w:t>
-      </w:r>
-      <w:proofErr w:type="gramEnd"/>
-      <w:r>
-        <w:rPr>
-          <w:rFonts w:hint="eastAsia"/>
-          <w:szCs w:val="28"/>
-        </w:rPr>
-        <w:t>)：遙遠而沒有邊際。【例】一望無垠、廣漠無垠</w:t>
+        <w:ind w:leftChars="0" w:left="284" w:right="0" w:hanging="284"/>
+        <w:jc w:val="both"/>
+        <w:rPr>
+          <w:szCs w:val="28"/>
+        </w:rPr>
+      </w:pPr>
+      <w:r>
+        <w:rPr>
+          <w:rFonts w:hint="eastAsia"/>
+          <w:szCs w:val="28"/>
+        </w:rPr>
+        <w:t>獻策：提出計策或建議。</w:t>
       </w:r>
     </w:p>
     <w:p>
@@ -2231,17 +1653,19 @@
           <w:numId w:val="8"/>
         </w:numPr>
         <w:spacing w:after="0" w:line="420" w:lineRule="exact"/>
-        <w:ind w:leftChars="0" w:right="0"/>
-        <w:rPr>
-          <w:szCs w:val="28"/>
-        </w:rPr>
-      </w:pPr>
-      <w:r>
-        <w:rPr>
-          <w:rFonts w:hint="eastAsia"/>
-          <w:szCs w:val="28"/>
-        </w:rPr>
-        <w:t>胸襟</w:t>
+        <w:ind w:leftChars="0" w:left="284" w:right="0" w:hanging="284"/>
+        <w:jc w:val="both"/>
+        <w:rPr>
+          <w:szCs w:val="28"/>
+        </w:rPr>
+      </w:pPr>
+      <w:proofErr w:type="gramStart"/>
+      <w:r>
+        <w:rPr>
+          <w:rFonts w:hint="eastAsia"/>
+          <w:szCs w:val="28"/>
+        </w:rPr>
+        <w:t>宏闊</w:t>
       </w:r>
       <w:r>
         <w:rPr>
@@ -2250,67 +1674,13 @@
         </w:rPr>
         <w:t>：</w:t>
       </w:r>
-    </w:p>
-    <w:p>
-      <w:pPr>
-        <w:pStyle w:val="a9"/>
-        <w:numPr>
-          <w:ilvl w:val="0"/>
-          <w:numId w:val="14"/>
-        </w:numPr>
-        <w:spacing w:after="0" w:line="420" w:lineRule="exact"/>
-        <w:ind w:leftChars="0" w:right="0"/>
-        <w:rPr>
-          <w:szCs w:val="28"/>
-        </w:rPr>
-      </w:pPr>
-      <w:r>
-        <w:rPr>
-          <w:rFonts w:hint="eastAsia"/>
-          <w:szCs w:val="28"/>
-        </w:rPr>
-        <w:t>胸前的衣襟。如：「她把他送的別針，別在胸襟上。」</w:t>
-      </w:r>
-    </w:p>
-    <w:p>
-      <w:pPr>
-        <w:pStyle w:val="a9"/>
-        <w:numPr>
-          <w:ilvl w:val="0"/>
-          <w:numId w:val="14"/>
-        </w:numPr>
-        <w:spacing w:after="0" w:line="420" w:lineRule="exact"/>
-        <w:ind w:leftChars="0" w:right="0"/>
-        <w:rPr>
-          <w:szCs w:val="28"/>
-        </w:rPr>
-      </w:pPr>
-      <w:r>
-        <w:rPr>
-          <w:szCs w:val="28"/>
-        </w:rPr>
-        <w:t>心中、心裡頭。也作「胸懷」。</w:t>
-      </w:r>
-    </w:p>
-    <w:p>
-      <w:pPr>
-        <w:pStyle w:val="a9"/>
-        <w:numPr>
-          <w:ilvl w:val="0"/>
-          <w:numId w:val="14"/>
-        </w:numPr>
-        <w:spacing w:after="0" w:line="420" w:lineRule="exact"/>
-        <w:ind w:leftChars="0" w:right="0"/>
-        <w:rPr>
-          <w:rFonts w:hint="eastAsia"/>
-          <w:szCs w:val="28"/>
-        </w:rPr>
-      </w:pPr>
-      <w:r>
-        <w:rPr>
-          <w:szCs w:val="28"/>
-        </w:rPr>
-        <w:t>思想境界。指志趣、氣度、抱負等。</w:t>
+      <w:proofErr w:type="gramEnd"/>
+      <w:r>
+        <w:rPr>
+          <w:rFonts w:hint="eastAsia"/>
+          <w:szCs w:val="28"/>
+        </w:rPr>
+        <w:t>廣大開闊。用來形容氣勢、胸襟或境界寬廣，在詩文中常指視野遠大、格局不凡。</w:t>
       </w:r>
     </w:p>
     <w:p>
@@ -2321,17 +1691,18 @@
           <w:numId w:val="8"/>
         </w:numPr>
         <w:spacing w:after="0" w:line="420" w:lineRule="exact"/>
-        <w:ind w:leftChars="0" w:right="0"/>
-        <w:rPr>
-          <w:szCs w:val="28"/>
-        </w:rPr>
-      </w:pPr>
-      <w:r>
-        <w:rPr>
-          <w:rFonts w:hint="eastAsia"/>
-          <w:szCs w:val="28"/>
-        </w:rPr>
-        <w:t>急促</w:t>
+        <w:ind w:leftChars="0" w:left="284" w:right="0" w:hanging="284"/>
+        <w:jc w:val="both"/>
+        <w:rPr>
+          <w:szCs w:val="28"/>
+        </w:rPr>
+      </w:pPr>
+      <w:r>
+        <w:rPr>
+          <w:rFonts w:hint="eastAsia"/>
+          <w:szCs w:val="28"/>
+        </w:rPr>
+        <w:t>蘊含</w:t>
       </w:r>
       <w:r>
         <w:rPr>
@@ -2340,47 +1711,12 @@
         </w:rPr>
         <w:t>：</w:t>
       </w:r>
-    </w:p>
-    <w:p>
-      <w:pPr>
-        <w:pStyle w:val="a9"/>
-        <w:numPr>
-          <w:ilvl w:val="0"/>
-          <w:numId w:val="15"/>
-        </w:numPr>
-        <w:spacing w:after="0" w:line="420" w:lineRule="exact"/>
-        <w:ind w:leftChars="0" w:right="0"/>
-        <w:rPr>
-          <w:szCs w:val="28"/>
-        </w:rPr>
-      </w:pPr>
-      <w:r>
-        <w:rPr>
-          <w:rFonts w:hint="eastAsia"/>
-          <w:szCs w:val="28"/>
-        </w:rPr>
-        <w:t>快而短促。如：「腳步急促」、「呼吸急促」。</w:t>
-      </w:r>
-    </w:p>
-    <w:p>
-      <w:pPr>
-        <w:pStyle w:val="a9"/>
-        <w:numPr>
-          <w:ilvl w:val="0"/>
-          <w:numId w:val="15"/>
-        </w:numPr>
-        <w:spacing w:after="0" w:line="420" w:lineRule="exact"/>
-        <w:ind w:leftChars="0" w:right="0"/>
-        <w:rPr>
-          <w:rFonts w:hint="eastAsia"/>
-          <w:szCs w:val="28"/>
-        </w:rPr>
-      </w:pPr>
-      <w:r>
-        <w:rPr>
-          <w:szCs w:val="28"/>
-        </w:rPr>
-        <w:t>緊急、緊迫。</w:t>
+      <w:r>
+        <w:rPr>
+          <w:rFonts w:hint="eastAsia"/>
+          <w:szCs w:val="28"/>
+        </w:rPr>
+        <w:t>內在包含。</w:t>
       </w:r>
     </w:p>
     <w:p>
@@ -2391,38 +1727,45 @@
           <w:numId w:val="8"/>
         </w:numPr>
         <w:spacing w:after="0" w:line="420" w:lineRule="exact"/>
-        <w:ind w:leftChars="0" w:right="0"/>
-        <w:rPr>
-          <w:szCs w:val="28"/>
-        </w:rPr>
-      </w:pPr>
-      <w:r>
-        <w:rPr>
-          <w:rFonts w:hint="eastAsia"/>
-          <w:szCs w:val="28"/>
-        </w:rPr>
-        <w:t>抑鬱不平</w:t>
-      </w:r>
-      <w:r>
-        <w:rPr>
-          <w:rFonts w:hint="eastAsia"/>
-          <w:szCs w:val="28"/>
-        </w:rPr>
-        <w:t>：心中</w:t>
-      </w:r>
-      <w:r>
-        <w:rPr>
-          <w:rFonts w:hint="eastAsia"/>
-          <w:szCs w:val="28"/>
-        </w:rPr>
-        <w:t>氣憤</w:t>
-      </w:r>
-      <w:r>
-        <w:rPr>
-          <w:rFonts w:hint="eastAsia"/>
-          <w:szCs w:val="28"/>
-        </w:rPr>
-        <w:t>煩悶。</w:t>
+        <w:ind w:leftChars="0" w:left="284" w:right="0" w:hanging="284"/>
+        <w:jc w:val="both"/>
+        <w:rPr>
+          <w:szCs w:val="28"/>
+        </w:rPr>
+      </w:pPr>
+      <w:r>
+        <w:rPr>
+          <w:rFonts w:hint="eastAsia"/>
+          <w:szCs w:val="28"/>
+        </w:rPr>
+        <w:t>歷史感</w:t>
+      </w:r>
+      <w:r>
+        <w:rPr>
+          <w:rFonts w:hint="eastAsia"/>
+          <w:szCs w:val="28"/>
+        </w:rPr>
+        <w:t>：</w:t>
+      </w:r>
+      <w:r>
+        <w:rPr>
+          <w:rFonts w:hint="eastAsia"/>
+          <w:szCs w:val="28"/>
+        </w:rPr>
+        <w:t>對歷史時間流轉的感受。指作品中流露出對過去興衰、人事變遷的感慨</w:t>
+      </w:r>
+      <w:r>
+        <w:rPr>
+          <w:szCs w:val="28"/>
+        </w:rPr>
+        <w:br/>
+      </w:r>
+      <w:r>
+        <w:rPr>
+          <w:rFonts w:hint="eastAsia"/>
+          <w:szCs w:val="28"/>
+        </w:rPr>
+        <w:t>，帶有滄桑與沉思意味。</w:t>
       </w:r>
     </w:p>
     <w:p>
@@ -2433,17 +1776,18 @@
           <w:numId w:val="8"/>
         </w:numPr>
         <w:spacing w:after="0" w:line="420" w:lineRule="exact"/>
-        <w:ind w:leftChars="0" w:right="0"/>
-        <w:rPr>
-          <w:szCs w:val="28"/>
-        </w:rPr>
-      </w:pPr>
-      <w:r>
-        <w:rPr>
-          <w:rFonts w:hint="eastAsia"/>
-          <w:szCs w:val="28"/>
-        </w:rPr>
-        <w:t>舒緩</w:t>
+        <w:ind w:leftChars="0" w:left="284" w:right="0" w:hanging="284"/>
+        <w:jc w:val="both"/>
+        <w:rPr>
+          <w:szCs w:val="28"/>
+        </w:rPr>
+      </w:pPr>
+      <w:r>
+        <w:rPr>
+          <w:rFonts w:hint="eastAsia"/>
+          <w:szCs w:val="28"/>
+        </w:rPr>
+        <w:t>宇宙意識</w:t>
       </w:r>
       <w:r>
         <w:rPr>
@@ -2452,47 +1796,12 @@
         </w:rPr>
         <w:t>：</w:t>
       </w:r>
-    </w:p>
-    <w:p>
-      <w:pPr>
-        <w:pStyle w:val="a9"/>
-        <w:numPr>
-          <w:ilvl w:val="0"/>
-          <w:numId w:val="16"/>
-        </w:numPr>
-        <w:spacing w:after="0" w:line="420" w:lineRule="exact"/>
-        <w:ind w:leftChars="0" w:right="0"/>
-        <w:rPr>
-          <w:szCs w:val="28"/>
-        </w:rPr>
-      </w:pPr>
-      <w:r>
-        <w:rPr>
-          <w:rFonts w:hint="eastAsia"/>
-          <w:szCs w:val="28"/>
-        </w:rPr>
-        <w:t>緩慢。【例】這首曲子節奏舒緩，聽了能使人心情放鬆。</w:t>
-      </w:r>
-    </w:p>
-    <w:p>
-      <w:pPr>
-        <w:pStyle w:val="a9"/>
-        <w:numPr>
-          <w:ilvl w:val="0"/>
-          <w:numId w:val="16"/>
-        </w:numPr>
-        <w:spacing w:after="0" w:line="420" w:lineRule="exact"/>
-        <w:ind w:leftChars="0" w:right="0"/>
-        <w:rPr>
-          <w:szCs w:val="28"/>
-        </w:rPr>
-      </w:pPr>
-      <w:r>
-        <w:rPr>
-          <w:rFonts w:hint="eastAsia"/>
-          <w:szCs w:val="28"/>
-        </w:rPr>
-        <w:t>減輕。【例】吃</w:t>
+      <w:r>
+        <w:rPr>
+          <w:rFonts w:hint="eastAsia"/>
+          <w:szCs w:val="28"/>
+        </w:rPr>
+        <w:t>對天地萬物與人生關係的體認。將個人生命放在廣大天地之中</w:t>
       </w:r>
       <w:proofErr w:type="gramStart"/>
       <w:r>
@@ -2500,7 +1809,7 @@
           <w:rFonts w:hint="eastAsia"/>
           <w:szCs w:val="28"/>
         </w:rPr>
-        <w:t>了這藥</w:t>
+        <w:t>觀照</w:t>
       </w:r>
       <w:proofErr w:type="gramEnd"/>
       <w:r>
@@ -2508,7 +1817,7 @@
           <w:rFonts w:hint="eastAsia"/>
           <w:szCs w:val="28"/>
         </w:rPr>
-        <w:t>，可以舒緩感冒的症狀。</w:t>
+        <w:t>，思考存在價值與人生意義，境界宏大而深遠。</w:t>
       </w:r>
     </w:p>
     <w:p>
@@ -2519,17 +1828,32 @@
           <w:numId w:val="8"/>
         </w:numPr>
         <w:spacing w:after="0" w:line="420" w:lineRule="exact"/>
-        <w:ind w:leftChars="0" w:right="0"/>
-        <w:rPr>
-          <w:szCs w:val="28"/>
-        </w:rPr>
-      </w:pPr>
-      <w:r>
-        <w:rPr>
-          <w:rFonts w:hint="eastAsia"/>
-          <w:szCs w:val="28"/>
-        </w:rPr>
-        <w:t>悠</w:t>
+        <w:ind w:leftChars="0" w:left="284" w:right="0" w:hanging="284"/>
+        <w:jc w:val="both"/>
+        <w:rPr>
+          <w:szCs w:val="28"/>
+        </w:rPr>
+      </w:pPr>
+      <w:r>
+        <w:rPr>
+          <w:rFonts w:hint="eastAsia"/>
+          <w:szCs w:val="28"/>
+        </w:rPr>
+        <w:t>雄渾蒼涼</w:t>
+      </w:r>
+      <w:r>
+        <w:rPr>
+          <w:rFonts w:hint="eastAsia"/>
+          <w:szCs w:val="28"/>
+        </w:rPr>
+        <w:t>：</w:t>
+      </w:r>
+      <w:r>
+        <w:rPr>
+          <w:rFonts w:hint="eastAsia"/>
+          <w:szCs w:val="28"/>
+        </w:rPr>
+        <w:t>氣勢雄壯而帶有悲壯淒涼之感。形容作品風格剛健有力，同時蘊含歷史滄桑與悲</w:t>
       </w:r>
       <w:proofErr w:type="gramStart"/>
       <w:r>
@@ -2537,7 +1861,7 @@
           <w:rFonts w:hint="eastAsia"/>
           <w:szCs w:val="28"/>
         </w:rPr>
-        <w:t>邈</w:t>
+        <w:t>慨</w:t>
       </w:r>
       <w:proofErr w:type="gramEnd"/>
       <w:r>
@@ -2545,121 +1869,7 @@
           <w:rFonts w:hint="eastAsia"/>
           <w:szCs w:val="28"/>
         </w:rPr>
-        <w:t>(</w:t>
-      </w:r>
-      <w:proofErr w:type="gramStart"/>
-      <w:r>
-        <w:rPr>
-          <w:rFonts w:hint="eastAsia"/>
-          <w:color w:val="FF0000"/>
-          <w:sz w:val="16"/>
-          <w:szCs w:val="16"/>
-        </w:rPr>
-        <w:t>ㄇㄧㄠˇ</w:t>
-      </w:r>
-      <w:proofErr w:type="gramEnd"/>
-      <w:r>
-        <w:rPr>
-          <w:rFonts w:hint="eastAsia"/>
-          <w:szCs w:val="28"/>
-        </w:rPr>
-        <w:t>)</w:t>
-      </w:r>
-      <w:r>
-        <w:rPr>
-          <w:rFonts w:hint="eastAsia"/>
-          <w:szCs w:val="28"/>
-        </w:rPr>
-        <w:t>：道路遙遠</w:t>
-      </w:r>
-      <w:r>
-        <w:rPr>
-          <w:rFonts w:hint="eastAsia"/>
-          <w:szCs w:val="28"/>
-        </w:rPr>
-        <w:t>；</w:t>
-      </w:r>
-      <w:r>
-        <w:rPr>
-          <w:szCs w:val="28"/>
-        </w:rPr>
-        <w:t>年代久遠。</w:t>
-      </w:r>
-    </w:p>
-    <w:p>
-      <w:pPr>
-        <w:pStyle w:val="a9"/>
-        <w:spacing w:after="0" w:line="420" w:lineRule="exact"/>
-        <w:ind w:leftChars="0" w:right="0" w:firstLine="0"/>
-        <w:rPr>
-          <w:szCs w:val="28"/>
-        </w:rPr>
-      </w:pPr>
-      <w:proofErr w:type="gramStart"/>
-      <w:r>
-        <w:rPr>
-          <w:rFonts w:hint="eastAsia"/>
-          <w:szCs w:val="28"/>
-        </w:rPr>
-        <w:t>邈</w:t>
-      </w:r>
-      <w:proofErr w:type="gramEnd"/>
-      <w:r>
-        <w:rPr>
-          <w:rFonts w:hint="eastAsia"/>
-          <w:szCs w:val="28"/>
-        </w:rPr>
-        <w:t>(</w:t>
-      </w:r>
-      <w:proofErr w:type="gramStart"/>
-      <w:r>
-        <w:rPr>
-          <w:rFonts w:hint="eastAsia"/>
-          <w:color w:val="FF0000"/>
-          <w:sz w:val="16"/>
-          <w:szCs w:val="16"/>
-        </w:rPr>
-        <w:t>ㄇㄧㄠˇ</w:t>
-      </w:r>
-      <w:proofErr w:type="gramEnd"/>
-      <w:r>
-        <w:rPr>
-          <w:rFonts w:hint="eastAsia"/>
-          <w:szCs w:val="28"/>
-        </w:rPr>
-        <w:t>)：久遠、遙遠。【例】邈邈、</w:t>
-      </w:r>
-      <w:proofErr w:type="gramStart"/>
-      <w:r>
-        <w:rPr>
-          <w:rFonts w:hint="eastAsia"/>
-          <w:szCs w:val="28"/>
-        </w:rPr>
-        <w:t>邈</w:t>
-      </w:r>
-      <w:proofErr w:type="gramEnd"/>
-      <w:r>
-        <w:rPr>
-          <w:rFonts w:hint="eastAsia"/>
-          <w:szCs w:val="28"/>
-        </w:rPr>
-        <w:t>不可聞、</w:t>
-      </w:r>
-      <w:proofErr w:type="gramStart"/>
-      <w:r>
-        <w:rPr>
-          <w:rFonts w:hint="eastAsia"/>
-          <w:szCs w:val="28"/>
-        </w:rPr>
-        <w:t>邈</w:t>
-      </w:r>
-      <w:proofErr w:type="gramEnd"/>
-      <w:r>
-        <w:rPr>
-          <w:rFonts w:hint="eastAsia"/>
-          <w:szCs w:val="28"/>
-        </w:rPr>
-        <w:t>不可見</w:t>
+        <w:t>情緒。</w:t>
       </w:r>
     </w:p>
     <w:p>
@@ -2670,27 +1880,19 @@
           <w:numId w:val="8"/>
         </w:numPr>
         <w:spacing w:after="0" w:line="420" w:lineRule="exact"/>
-        <w:ind w:leftChars="0" w:right="0"/>
-        <w:rPr>
-          <w:szCs w:val="28"/>
-        </w:rPr>
-      </w:pPr>
-      <w:r>
-        <w:rPr>
-          <w:rFonts w:hint="eastAsia"/>
-          <w:szCs w:val="28"/>
-        </w:rPr>
-        <w:t>浮</w:t>
-      </w:r>
-      <w:proofErr w:type="gramStart"/>
-      <w:r>
-        <w:rPr>
-          <w:rFonts w:hint="eastAsia"/>
-          <w:szCs w:val="28"/>
-        </w:rPr>
-        <w:t>沉</w:t>
-      </w:r>
-      <w:proofErr w:type="gramEnd"/>
+        <w:ind w:leftChars="0" w:left="284" w:right="0" w:hanging="284"/>
+        <w:jc w:val="both"/>
+        <w:rPr>
+          <w:szCs w:val="28"/>
+        </w:rPr>
+      </w:pPr>
+      <w:r>
+        <w:rPr>
+          <w:rFonts w:hint="eastAsia"/>
+          <w:szCs w:val="28"/>
+        </w:rPr>
+        <w:t>追溯</w:t>
+      </w:r>
       <w:r>
         <w:rPr>
           <w:rFonts w:hint="eastAsia"/>
@@ -2698,174 +1900,12 @@
         </w:rPr>
         <w:t>：</w:t>
       </w:r>
-    </w:p>
-    <w:p>
-      <w:pPr>
-        <w:pStyle w:val="a9"/>
-        <w:numPr>
-          <w:ilvl w:val="0"/>
-          <w:numId w:val="18"/>
-        </w:numPr>
-        <w:spacing w:after="0" w:line="420" w:lineRule="exact"/>
-        <w:ind w:leftChars="0" w:right="0"/>
-        <w:rPr>
-          <w:szCs w:val="28"/>
-        </w:rPr>
-      </w:pPr>
-      <w:r>
-        <w:rPr>
-          <w:rFonts w:hint="eastAsia"/>
-          <w:szCs w:val="28"/>
-        </w:rPr>
-        <w:t>載</w:t>
-      </w:r>
-      <w:proofErr w:type="gramStart"/>
-      <w:r>
-        <w:rPr>
-          <w:rFonts w:hint="eastAsia"/>
-          <w:szCs w:val="28"/>
-        </w:rPr>
-        <w:t>沉</w:t>
-      </w:r>
-      <w:proofErr w:type="gramEnd"/>
-      <w:r>
-        <w:rPr>
-          <w:rFonts w:hint="eastAsia"/>
-          <w:szCs w:val="28"/>
-        </w:rPr>
-        <w:t>載浮，隨波蕩漾。【例】枯木在水中隨波浮</w:t>
-      </w:r>
-      <w:proofErr w:type="gramStart"/>
-      <w:r>
-        <w:rPr>
-          <w:rFonts w:hint="eastAsia"/>
-          <w:szCs w:val="28"/>
-        </w:rPr>
-        <w:t>沉</w:t>
-      </w:r>
-      <w:proofErr w:type="gramEnd"/>
-      <w:r>
-        <w:rPr>
-          <w:rFonts w:hint="eastAsia"/>
-          <w:szCs w:val="28"/>
-        </w:rPr>
-        <w:t>，不知飄向何方。</w:t>
-      </w:r>
-    </w:p>
-    <w:p>
-      <w:pPr>
-        <w:pStyle w:val="a9"/>
-        <w:numPr>
-          <w:ilvl w:val="0"/>
-          <w:numId w:val="18"/>
-        </w:numPr>
-        <w:spacing w:after="0" w:line="420" w:lineRule="exact"/>
-        <w:ind w:leftChars="0" w:right="0"/>
-        <w:rPr>
-          <w:szCs w:val="28"/>
-        </w:rPr>
-      </w:pPr>
-      <w:proofErr w:type="gramStart"/>
-      <w:r>
-        <w:rPr>
-          <w:rFonts w:hint="eastAsia"/>
-          <w:szCs w:val="28"/>
-        </w:rPr>
-        <w:t>比喻趨時隨俗</w:t>
-      </w:r>
-      <w:proofErr w:type="gramEnd"/>
-      <w:r>
-        <w:rPr>
-          <w:rFonts w:hint="eastAsia"/>
-          <w:szCs w:val="28"/>
-        </w:rPr>
-        <w:t>。【例】他</w:t>
-      </w:r>
-      <w:proofErr w:type="gramStart"/>
-      <w:r>
-        <w:rPr>
-          <w:rFonts w:hint="eastAsia"/>
-          <w:szCs w:val="28"/>
-        </w:rPr>
-        <w:t>對事總有</w:t>
-      </w:r>
-      <w:proofErr w:type="gramEnd"/>
-      <w:r>
-        <w:rPr>
-          <w:rFonts w:hint="eastAsia"/>
-          <w:szCs w:val="28"/>
-        </w:rPr>
-        <w:t>自己獨到的見解，從不隨俗浮</w:t>
-      </w:r>
-      <w:proofErr w:type="gramStart"/>
-      <w:r>
-        <w:rPr>
-          <w:rFonts w:hint="eastAsia"/>
-          <w:szCs w:val="28"/>
-        </w:rPr>
-        <w:t>沉</w:t>
-      </w:r>
-      <w:proofErr w:type="gramEnd"/>
-      <w:r>
-        <w:rPr>
-          <w:rFonts w:hint="eastAsia"/>
-          <w:szCs w:val="28"/>
-        </w:rPr>
-        <w:t>。</w:t>
-      </w:r>
-    </w:p>
-    <w:p>
-      <w:pPr>
-        <w:pStyle w:val="a9"/>
-        <w:numPr>
-          <w:ilvl w:val="0"/>
-          <w:numId w:val="18"/>
-        </w:numPr>
-        <w:spacing w:after="0" w:line="420" w:lineRule="exact"/>
-        <w:ind w:leftChars="0" w:right="0"/>
-        <w:rPr>
-          <w:rFonts w:hint="eastAsia"/>
-          <w:szCs w:val="28"/>
-        </w:rPr>
-      </w:pPr>
-      <w:r>
-        <w:rPr>
-          <w:rFonts w:hint="eastAsia"/>
-          <w:szCs w:val="28"/>
-        </w:rPr>
-        <w:t>得意與失意。【例】經歷數十載的官場浮</w:t>
-      </w:r>
-      <w:proofErr w:type="gramStart"/>
-      <w:r>
-        <w:rPr>
-          <w:rFonts w:hint="eastAsia"/>
-          <w:szCs w:val="28"/>
-        </w:rPr>
-        <w:t>沉</w:t>
-      </w:r>
-      <w:proofErr w:type="gramEnd"/>
-      <w:r>
-        <w:rPr>
-          <w:rFonts w:hint="eastAsia"/>
-          <w:szCs w:val="28"/>
-        </w:rPr>
-        <w:t>，他近來已</w:t>
-      </w:r>
-      <w:proofErr w:type="gramStart"/>
-      <w:r>
-        <w:rPr>
-          <w:rFonts w:hint="eastAsia"/>
-          <w:szCs w:val="28"/>
-        </w:rPr>
-        <w:t>有倦退之</w:t>
-      </w:r>
-      <w:proofErr w:type="gramEnd"/>
-      <w:r>
-        <w:rPr>
-          <w:rFonts w:hint="eastAsia"/>
-          <w:szCs w:val="28"/>
-        </w:rPr>
-        <w:t>意。</w:t>
+      <w:r>
+        <w:rPr>
+          <w:rFonts w:hint="eastAsia"/>
+          <w:szCs w:val="28"/>
+        </w:rPr>
+        <w:t>向前回顧、回想。多指回顧歷史或源頭，帶有探尋根本與反思的意味。</w:t>
       </w:r>
     </w:p>
     <w:p>
@@ -2876,38 +1916,50 @@
           <w:numId w:val="8"/>
         </w:numPr>
         <w:spacing w:after="0" w:line="420" w:lineRule="exact"/>
-        <w:ind w:leftChars="0" w:right="0"/>
-        <w:rPr>
-          <w:szCs w:val="28"/>
-        </w:rPr>
-      </w:pPr>
-      <w:r>
-        <w:rPr>
-          <w:rFonts w:hint="eastAsia"/>
-          <w:szCs w:val="28"/>
-        </w:rPr>
-        <w:t>俯仰</w:t>
-      </w:r>
-      <w:r>
-        <w:rPr>
-          <w:rFonts w:hint="eastAsia"/>
-          <w:szCs w:val="28"/>
-        </w:rPr>
-        <w:t>古今：</w:t>
-      </w:r>
-      <w:r>
-        <w:rPr>
-          <w:rFonts w:hint="eastAsia"/>
-          <w:szCs w:val="28"/>
-        </w:rPr>
-        <w:t>放眼古今</w:t>
-      </w:r>
-      <w:r>
-        <w:rPr>
-          <w:rFonts w:hint="eastAsia"/>
-          <w:szCs w:val="28"/>
-        </w:rPr>
-        <w:t>。</w:t>
+        <w:ind w:leftChars="0" w:left="284" w:right="0" w:hanging="284"/>
+        <w:jc w:val="both"/>
+        <w:rPr>
+          <w:szCs w:val="28"/>
+        </w:rPr>
+      </w:pPr>
+      <w:r>
+        <w:rPr>
+          <w:rFonts w:hint="eastAsia"/>
+          <w:szCs w:val="28"/>
+        </w:rPr>
+        <w:t>無垠</w:t>
+      </w:r>
+      <w:r>
+        <w:rPr>
+          <w:rFonts w:hint="eastAsia"/>
+          <w:szCs w:val="28"/>
+        </w:rPr>
+        <w:t>（</w:t>
+      </w:r>
+      <w:proofErr w:type="gramStart"/>
+      <w:r>
+        <w:rPr>
+          <w:rFonts w:hint="eastAsia"/>
+          <w:color w:val="FF0000"/>
+          <w:sz w:val="16"/>
+          <w:szCs w:val="16"/>
+        </w:rPr>
+        <w:t>ㄧㄣˊ</w:t>
+      </w:r>
+      <w:proofErr w:type="gramEnd"/>
+      <w:r>
+        <w:rPr>
+          <w:rFonts w:hint="eastAsia"/>
+          <w:szCs w:val="28"/>
+        </w:rPr>
+        <w:t>）：</w:t>
+      </w:r>
+      <w:r>
+        <w:rPr>
+          <w:rFonts w:hint="eastAsia"/>
+          <w:szCs w:val="28"/>
+        </w:rPr>
+        <w:t>沒有邊際。常形容天地、草原、大海等廣闊景象，也象徵時間或宇宙的無限。</w:t>
       </w:r>
     </w:p>
     <w:p>
@@ -2918,33 +1970,32 @@
           <w:numId w:val="8"/>
         </w:numPr>
         <w:spacing w:after="0" w:line="420" w:lineRule="exact"/>
-        <w:ind w:leftChars="0" w:right="0"/>
-        <w:rPr>
-          <w:szCs w:val="28"/>
-        </w:rPr>
-      </w:pPr>
-      <w:proofErr w:type="gramStart"/>
-      <w:r>
-        <w:rPr>
-          <w:rFonts w:hint="eastAsia"/>
-          <w:szCs w:val="28"/>
-        </w:rPr>
-        <w:t>曠</w:t>
-      </w:r>
-      <w:proofErr w:type="gramEnd"/>
-      <w:r>
-        <w:rPr>
-          <w:rFonts w:hint="eastAsia"/>
-          <w:szCs w:val="28"/>
-        </w:rPr>
-        <w:t>宇：</w:t>
-      </w:r>
-      <w:r>
-        <w:rPr>
-          <w:rFonts w:hint="eastAsia"/>
-          <w:szCs w:val="28"/>
-        </w:rPr>
-        <w:t>廣闊的天地。</w:t>
+        <w:ind w:leftChars="0" w:left="284" w:right="0" w:hanging="426"/>
+        <w:jc w:val="both"/>
+        <w:rPr>
+          <w:szCs w:val="28"/>
+        </w:rPr>
+      </w:pPr>
+      <w:r>
+        <w:rPr>
+          <w:rFonts w:hint="eastAsia"/>
+          <w:szCs w:val="28"/>
+        </w:rPr>
+        <w:t>精煉</w:t>
+      </w:r>
+      <w:r>
+        <w:rPr>
+          <w:rFonts w:hint="eastAsia"/>
+          <w:szCs w:val="28"/>
+        </w:rPr>
+        <w:t>：</w:t>
+      </w:r>
+      <w:r>
+        <w:rPr>
+          <w:rFonts w:hint="eastAsia"/>
+          <w:szCs w:val="28"/>
+        </w:rPr>
+        <w:t>簡潔而精要。指文字不繁複卻意味深長，語言經過提煉，富有力量。</w:t>
       </w:r>
     </w:p>
     <w:p>
@@ -2955,42 +2006,32 @@
           <w:numId w:val="8"/>
         </w:numPr>
         <w:spacing w:after="0" w:line="420" w:lineRule="exact"/>
-        <w:ind w:leftChars="0" w:right="0"/>
-        <w:rPr>
-          <w:szCs w:val="28"/>
-        </w:rPr>
-      </w:pPr>
-      <w:r>
-        <w:rPr>
-          <w:rFonts w:hint="eastAsia"/>
-          <w:szCs w:val="28"/>
-        </w:rPr>
-        <w:t>狹隘</w:t>
-      </w:r>
-      <w:r>
-        <w:rPr>
-          <w:rFonts w:hint="eastAsia"/>
-          <w:szCs w:val="28"/>
-        </w:rPr>
-        <w:t>(</w:t>
-      </w:r>
-      <w:proofErr w:type="gramStart"/>
-      <w:r>
-        <w:rPr>
-          <w:rFonts w:hint="eastAsia"/>
-          <w:color w:val="FF0000"/>
-          <w:sz w:val="16"/>
-          <w:szCs w:val="16"/>
-        </w:rPr>
-        <w:t>ㄞˋ</w:t>
-      </w:r>
-      <w:proofErr w:type="gramEnd"/>
-      <w:r>
-        <w:rPr>
-          <w:rFonts w:hint="eastAsia"/>
-          <w:szCs w:val="28"/>
-        </w:rPr>
-        <w:t>)：</w:t>
+        <w:ind w:leftChars="0" w:left="284" w:right="0" w:hanging="426"/>
+        <w:jc w:val="both"/>
+        <w:rPr>
+          <w:szCs w:val="28"/>
+        </w:rPr>
+      </w:pPr>
+      <w:r>
+        <w:rPr>
+          <w:rFonts w:hint="eastAsia"/>
+          <w:szCs w:val="28"/>
+        </w:rPr>
+        <w:t>以簡馭繁</w:t>
+      </w:r>
+      <w:r>
+        <w:rPr>
+          <w:rFonts w:hint="eastAsia"/>
+          <w:szCs w:val="28"/>
+        </w:rPr>
+        <w:t>：</w:t>
+      </w:r>
+      <w:r>
+        <w:rPr>
+          <w:rFonts w:hint="eastAsia"/>
+          <w:szCs w:val="28"/>
+        </w:rPr>
+        <w:t>用簡單的方式表達複雜內容。強調藝術表現上的高明技巧，看似簡單卻涵蓋深刻思想與豐富情感。</w:t>
       </w:r>
     </w:p>
     <w:p>
@@ -2998,20 +2039,42 @@
         <w:pStyle w:val="a9"/>
         <w:numPr>
           <w:ilvl w:val="0"/>
-          <w:numId w:val="17"/>
+          <w:numId w:val="8"/>
         </w:numPr>
         <w:spacing w:after="0" w:line="420" w:lineRule="exact"/>
-        <w:ind w:leftChars="0" w:right="0"/>
-        <w:rPr>
-          <w:szCs w:val="28"/>
-        </w:rPr>
-      </w:pPr>
-      <w:r>
-        <w:rPr>
-          <w:rFonts w:hint="eastAsia"/>
-          <w:szCs w:val="28"/>
-        </w:rPr>
-        <w:t>寬度、範圍窄小。【例】這條山道十分狹隘，開車經過時應特別小心。</w:t>
+        <w:ind w:leftChars="0" w:left="284" w:right="0" w:hanging="426"/>
+        <w:jc w:val="both"/>
+        <w:rPr>
+          <w:szCs w:val="28"/>
+        </w:rPr>
+      </w:pPr>
+      <w:r>
+        <w:rPr>
+          <w:rFonts w:hint="eastAsia"/>
+          <w:szCs w:val="28"/>
+        </w:rPr>
+        <w:t>雄渾</w:t>
+      </w:r>
+      <w:r>
+        <w:rPr>
+          <w:rFonts w:hint="eastAsia"/>
+          <w:szCs w:val="28"/>
+        </w:rPr>
+        <w:t>：</w:t>
+      </w:r>
+      <w:r>
+        <w:rPr>
+          <w:rFonts w:hint="eastAsia"/>
+          <w:szCs w:val="28"/>
+        </w:rPr>
+        <w:t>雄壯渾厚。形容氣勢宏大、筆力強健</w:t>
+      </w:r>
+      <w:r>
+        <w:rPr>
+          <w:rFonts w:hint="eastAsia"/>
+          <w:szCs w:val="28"/>
+        </w:rPr>
+        <w:t>。</w:t>
       </w:r>
     </w:p>
     <w:p>
@@ -3019,41 +2082,56 @@
         <w:pStyle w:val="a9"/>
         <w:numPr>
           <w:ilvl w:val="0"/>
-          <w:numId w:val="17"/>
+          <w:numId w:val="8"/>
         </w:numPr>
         <w:spacing w:after="0" w:line="420" w:lineRule="exact"/>
-        <w:ind w:leftChars="0" w:right="0"/>
-        <w:rPr>
-          <w:szCs w:val="28"/>
-        </w:rPr>
-      </w:pPr>
-      <w:r>
-        <w:rPr>
-          <w:rFonts w:hint="eastAsia"/>
-          <w:szCs w:val="28"/>
-        </w:rPr>
-        <w:t>形容見識短淺，心胸、氣量不寬大。</w:t>
-      </w:r>
-    </w:p>
-    <w:p>
-      <w:pPr>
-        <w:pStyle w:val="a9"/>
-        <w:spacing w:after="0" w:line="420" w:lineRule="exact"/>
-        <w:ind w:leftChars="0" w:left="960" w:right="0" w:firstLine="0"/>
-        <w:rPr>
-          <w:szCs w:val="28"/>
-        </w:rPr>
-      </w:pPr>
-      <w:r>
-        <w:rPr>
-          <w:rFonts w:hint="eastAsia"/>
-          <w:szCs w:val="28"/>
-        </w:rPr>
-        <w:t>【例】心胸狹隘而無法容納不同的意見，將會妨害認知與學習。</w:t>
+        <w:ind w:leftChars="0" w:left="284" w:right="0" w:hanging="426"/>
+        <w:jc w:val="both"/>
+        <w:rPr>
+          <w:rFonts w:hint="eastAsia"/>
+          <w:szCs w:val="28"/>
+        </w:rPr>
+      </w:pPr>
+      <w:r>
+        <w:rPr>
+          <w:rFonts w:hint="eastAsia"/>
+          <w:szCs w:val="28"/>
+        </w:rPr>
+        <w:t>蒼勁</w:t>
+      </w:r>
+      <w:r>
+        <w:rPr>
+          <w:rFonts w:hint="eastAsia"/>
+          <w:szCs w:val="28"/>
+        </w:rPr>
+        <w:t>：</w:t>
+      </w:r>
+      <w:r>
+        <w:rPr>
+          <w:rFonts w:hint="eastAsia"/>
+          <w:szCs w:val="28"/>
+        </w:rPr>
+        <w:t>常形容文字或書法風格沉穩剛健，帶有歷經歲月淬</w:t>
+      </w:r>
+      <w:proofErr w:type="gramStart"/>
+      <w:r>
+        <w:rPr>
+          <w:rFonts w:hint="eastAsia"/>
+          <w:szCs w:val="28"/>
+        </w:rPr>
+        <w:t>鍊</w:t>
+      </w:r>
+      <w:proofErr w:type="gramEnd"/>
+      <w:r>
+        <w:rPr>
+          <w:rFonts w:hint="eastAsia"/>
+          <w:szCs w:val="28"/>
+        </w:rPr>
+        <w:t>後的力量與厚度。</w:t>
       </w:r>
     </w:p>
     <w:sectPr>
-      <w:footerReference w:type="default" r:id="rId9"/>
+      <w:footerReference w:type="default" r:id="rId8"/>
       <w:pgSz w:w="11906" w:h="16838"/>
       <w:pgMar w:top="567" w:right="851" w:bottom="567" w:left="851" w:header="567" w:footer="0" w:gutter="0"/>
       <w:cols w:space="720"/>
@@ -3064,7 +2142,7 @@
 </file>
 
 <file path=word/endnotes.xml><?xml version="1.0" encoding="utf-8"?>
-<w:endnotes xmlns:wpc="http://schemas.microsoft.com/office/word/2010/wordprocessingCanvas" xmlns:cx="http://schemas.microsoft.com/office/drawing/2014/chartex" xmlns:cx1="http://schemas.microsoft.com/office/drawing/2015/9/8/chartex" xmlns:cx2="http://schemas.microsoft.com/office/drawing/2015/10/21/chartex" xmlns:cx3="http://schemas.microsoft.com/office/drawing/2016/5/9/chartex" xmlns:cx4="http://schemas.microsoft.com/office/drawing/2016/5/10/chartex" xmlns:cx5="http://schemas.microsoft.com/office/drawing/2016/5/11/chartex" xmlns:cx6="http://schemas.microsoft.com/office/drawing/2016/5/12/chartex" xmlns:cx7="http://schemas.microsoft.com/office/drawing/2016/5/13/chartex" xmlns:cx8="http://schemas.microsoft.com/office/drawing/2016/5/14/chartex" xmlns:mc="http://schemas.openxmlformats.org/markup-compatibility/2006" xmlns:aink="http://schemas.microsoft.com/office/drawing/2016/ink" xmlns:am3d="http://schemas.microsoft.com/office/drawing/2017/model3d" xmlns:o="urn:schemas-microsoft-com:office:office" xmlns:oel="http://schemas.microsoft.com/office/2019/extlst" xmlns:r="http://schemas.openxmlformats.org/officeDocument/2006/relationships" xmlns:m="http://schemas.openxmlformats.org/officeDocument/2006/math" xmlns:v="urn:schemas-microsoft-com:vml" xmlns:wp14="http://schemas.microsoft.com/office/word/2010/wordprocessingDrawing" xmlns:wp="http://schemas.openxmlformats.org/drawingml/2006/wordprocessingDrawing" xmlns:w10="urn:schemas-microsoft-com:office:word" xmlns:w="http://schemas.openxmlformats.org/wordprocessingml/2006/main" xmlns:w14="http://schemas.microsoft.com/office/word/2010/wordml" xmlns:w15="http://schemas.microsoft.com/office/word/2012/wordml" xmlns:w16cex="http://schemas.microsoft.com/office/word/2018/wordml/cex" xmlns:w16cid="http://schemas.microsoft.com/office/word/2016/wordml/cid" xmlns:w16="http://schemas.microsoft.com/office/word/2018/wordml" xmlns:w16du="http://schemas.microsoft.com/office/word/2023/wordml/word16du" xmlns:w16sdtdh="http://schemas.microsoft.com/office/word/2020/wordml/sdtdatahash" xmlns:w16se="http://schemas.microsoft.com/office/word/2015/wordml/symex" xmlns:wpg="http://schemas.microsoft.com/office/word/2010/wordprocessingGroup" xmlns:wpi="http://schemas.microsoft.com/office/word/2010/wordprocessingInk" xmlns:wne="http://schemas.microsoft.com/office/word/2006/wordml" xmlns:wps="http://schemas.microsoft.com/office/word/2010/wordprocessingShape" mc:Ignorable="w14 w15 w16se w16cid w16 w16cex w16sdtdh wp14">
+<w:endnotes xmlns:wpc="http://schemas.microsoft.com/office/word/2010/wordprocessingCanvas" xmlns:cx="http://schemas.microsoft.com/office/drawing/2014/chartex" xmlns:cx1="http://schemas.microsoft.com/office/drawing/2015/9/8/chartex" xmlns:cx2="http://schemas.microsoft.com/office/drawing/2015/10/21/chartex" xmlns:cx3="http://schemas.microsoft.com/office/drawing/2016/5/9/chartex" xmlns:cx4="http://schemas.microsoft.com/office/drawing/2016/5/10/chartex" xmlns:cx5="http://schemas.microsoft.com/office/drawing/2016/5/11/chartex" xmlns:cx6="http://schemas.microsoft.com/office/drawing/2016/5/12/chartex" xmlns:cx7="http://schemas.microsoft.com/office/drawing/2016/5/13/chartex" xmlns:cx8="http://schemas.microsoft.com/office/drawing/2016/5/14/chartex" xmlns:mc="http://schemas.openxmlformats.org/markup-compatibility/2006" xmlns:aink="http://schemas.microsoft.com/office/drawing/2016/ink" xmlns:am3d="http://schemas.microsoft.com/office/drawing/2017/model3d" xmlns:o="urn:schemas-microsoft-com:office:office" xmlns:r="http://schemas.openxmlformats.org/officeDocument/2006/relationships" xmlns:m="http://schemas.openxmlformats.org/officeDocument/2006/math" xmlns:v="urn:schemas-microsoft-com:vml" xmlns:wp14="http://schemas.microsoft.com/office/word/2010/wordprocessingDrawing" xmlns:wp="http://schemas.openxmlformats.org/drawingml/2006/wordprocessingDrawing" xmlns:w10="urn:schemas-microsoft-com:office:word" xmlns:w="http://schemas.openxmlformats.org/wordprocessingml/2006/main" xmlns:w14="http://schemas.microsoft.com/office/word/2010/wordml" xmlns:w15="http://schemas.microsoft.com/office/word/2012/wordml" xmlns:w16cex="http://schemas.microsoft.com/office/word/2018/wordml/cex" xmlns:w16cid="http://schemas.microsoft.com/office/word/2016/wordml/cid" xmlns:w16="http://schemas.microsoft.com/office/word/2018/wordml" xmlns:w16sdtdh="http://schemas.microsoft.com/office/word/2020/wordml/sdtdatahash" xmlns:w16se="http://schemas.microsoft.com/office/word/2015/wordml/symex" xmlns:wpg="http://schemas.microsoft.com/office/word/2010/wordprocessingGroup" xmlns:wpi="http://schemas.microsoft.com/office/word/2010/wordprocessingInk" xmlns:wne="http://schemas.microsoft.com/office/word/2006/wordml" xmlns:wps="http://schemas.microsoft.com/office/word/2010/wordprocessingShape" mc:Ignorable="w14 w15 w16se w16cid w16 w16cex w16sdtdh wp14">
   <w:endnote w:type="separator" w:id="-1">
     <w:p>
       <w:pPr>
@@ -3089,7 +2167,7 @@
 </file>
 
 <file path=word/footer1.xml><?xml version="1.0" encoding="utf-8"?>
-<w:ftr xmlns:wpc="http://schemas.microsoft.com/office/word/2010/wordprocessingCanvas" xmlns:cx="http://schemas.microsoft.com/office/drawing/2014/chartex" xmlns:cx1="http://schemas.microsoft.com/office/drawing/2015/9/8/chartex" xmlns:cx2="http://schemas.microsoft.com/office/drawing/2015/10/21/chartex" xmlns:cx3="http://schemas.microsoft.com/office/drawing/2016/5/9/chartex" xmlns:cx4="http://schemas.microsoft.com/office/drawing/2016/5/10/chartex" xmlns:cx5="http://schemas.microsoft.com/office/drawing/2016/5/11/chartex" xmlns:cx6="http://schemas.microsoft.com/office/drawing/2016/5/12/chartex" xmlns:cx7="http://schemas.microsoft.com/office/drawing/2016/5/13/chartex" xmlns:cx8="http://schemas.microsoft.com/office/drawing/2016/5/14/chartex" xmlns:mc="http://schemas.openxmlformats.org/markup-compatibility/2006" xmlns:aink="http://schemas.microsoft.com/office/drawing/2016/ink" xmlns:am3d="http://schemas.microsoft.com/office/drawing/2017/model3d" xmlns:o="urn:schemas-microsoft-com:office:office" xmlns:oel="http://schemas.microsoft.com/office/2019/extlst" xmlns:r="http://schemas.openxmlformats.org/officeDocument/2006/relationships" xmlns:m="http://schemas.openxmlformats.org/officeDocument/2006/math" xmlns:v="urn:schemas-microsoft-com:vml" xmlns:wp14="http://schemas.microsoft.com/office/word/2010/wordprocessingDrawing" xmlns:wp="http://schemas.openxmlformats.org/drawingml/2006/wordprocessingDrawing" xmlns:w10="urn:schemas-microsoft-com:office:word" xmlns:w="http://schemas.openxmlformats.org/wordprocessingml/2006/main" xmlns:w14="http://schemas.microsoft.com/office/word/2010/wordml" xmlns:w15="http://schemas.microsoft.com/office/word/2012/wordml" xmlns:w16cex="http://schemas.microsoft.com/office/word/2018/wordml/cex" xmlns:w16cid="http://schemas.microsoft.com/office/word/2016/wordml/cid" xmlns:w16="http://schemas.microsoft.com/office/word/2018/wordml" xmlns:w16du="http://schemas.microsoft.com/office/word/2023/wordml/word16du" xmlns:w16sdtdh="http://schemas.microsoft.com/office/word/2020/wordml/sdtdatahash" xmlns:w16se="http://schemas.microsoft.com/office/word/2015/wordml/symex" xmlns:wpg="http://schemas.microsoft.com/office/word/2010/wordprocessingGroup" xmlns:wpi="http://schemas.microsoft.com/office/word/2010/wordprocessingInk" xmlns:wne="http://schemas.microsoft.com/office/word/2006/wordml" xmlns:wps="http://schemas.microsoft.com/office/word/2010/wordprocessingShape" mc:Ignorable="w14 w15 w16se w16cid w16 w16cex w16sdtdh wp14">
+<w:ftr xmlns:wpc="http://schemas.microsoft.com/office/word/2010/wordprocessingCanvas" xmlns:cx="http://schemas.microsoft.com/office/drawing/2014/chartex" xmlns:cx1="http://schemas.microsoft.com/office/drawing/2015/9/8/chartex" xmlns:cx2="http://schemas.microsoft.com/office/drawing/2015/10/21/chartex" xmlns:cx3="http://schemas.microsoft.com/office/drawing/2016/5/9/chartex" xmlns:cx4="http://schemas.microsoft.com/office/drawing/2016/5/10/chartex" xmlns:cx5="http://schemas.microsoft.com/office/drawing/2016/5/11/chartex" xmlns:cx6="http://schemas.microsoft.com/office/drawing/2016/5/12/chartex" xmlns:cx7="http://schemas.microsoft.com/office/drawing/2016/5/13/chartex" xmlns:cx8="http://schemas.microsoft.com/office/drawing/2016/5/14/chartex" xmlns:mc="http://schemas.openxmlformats.org/markup-compatibility/2006" xmlns:aink="http://schemas.microsoft.com/office/drawing/2016/ink" xmlns:am3d="http://schemas.microsoft.com/office/drawing/2017/model3d" xmlns:o="urn:schemas-microsoft-com:office:office" xmlns:r="http://schemas.openxmlformats.org/officeDocument/2006/relationships" xmlns:m="http://schemas.openxmlformats.org/officeDocument/2006/math" xmlns:v="urn:schemas-microsoft-com:vml" xmlns:wp14="http://schemas.microsoft.com/office/word/2010/wordprocessingDrawing" xmlns:wp="http://schemas.openxmlformats.org/drawingml/2006/wordprocessingDrawing" xmlns:w10="urn:schemas-microsoft-com:office:word" xmlns:w="http://schemas.openxmlformats.org/wordprocessingml/2006/main" xmlns:w14="http://schemas.microsoft.com/office/word/2010/wordml" xmlns:w15="http://schemas.microsoft.com/office/word/2012/wordml" xmlns:w16cex="http://schemas.microsoft.com/office/word/2018/wordml/cex" xmlns:w16cid="http://schemas.microsoft.com/office/word/2016/wordml/cid" xmlns:w16="http://schemas.microsoft.com/office/word/2018/wordml" xmlns:w16sdtdh="http://schemas.microsoft.com/office/word/2020/wordml/sdtdatahash" xmlns:w16se="http://schemas.microsoft.com/office/word/2015/wordml/symex" xmlns:wpg="http://schemas.microsoft.com/office/word/2010/wordprocessingGroup" xmlns:wpi="http://schemas.microsoft.com/office/word/2010/wordprocessingInk" xmlns:wne="http://schemas.microsoft.com/office/word/2006/wordml" xmlns:wps="http://schemas.microsoft.com/office/word/2010/wordprocessingShape" mc:Ignorable="w14 w15 w16se w16cid w16 w16cex w16sdtdh wp14">
   <w:sdt>
     <w:sdtPr>
       <w:id w:val="-287738583"/>
@@ -3098,17 +2176,27 @@
         <w:docPartUnique/>
       </w:docPartObj>
     </w:sdtPr>
+    <w:sdtEndPr/>
     <w:sdtContent>
       <w:p>
         <w:pPr>
           <w:pStyle w:val="a5"/>
+          <w:ind w:right="-2"/>
           <w:jc w:val="right"/>
         </w:pPr>
+        <w:proofErr w:type="gramStart"/>
         <w:r>
           <w:rPr>
             <w:rFonts w:hint="eastAsia"/>
           </w:rPr>
-          <w:t>賀知章《回鄉偶書二首》</w:t>
+          <w:t>賀知章</w:t>
+        </w:r>
+        <w:proofErr w:type="gramEnd"/>
+        <w:r>
+          <w:rPr>
+            <w:rFonts w:hint="eastAsia"/>
+          </w:rPr>
+          <w:t>《回鄉偶書二首》</w:t>
         </w:r>
         <w:r>
           <w:fldChar w:fldCharType="begin"/>
@@ -3140,7 +2228,7 @@
 </file>
 
 <file path=word/footnotes.xml><?xml version="1.0" encoding="utf-8"?>
-<w:footnotes xmlns:wpc="http://schemas.microsoft.com/office/word/2010/wordprocessingCanvas" xmlns:cx="http://schemas.microsoft.com/office/drawing/2014/chartex" xmlns:cx1="http://schemas.microsoft.com/office/drawing/2015/9/8/chartex" xmlns:cx2="http://schemas.microsoft.com/office/drawing/2015/10/21/chartex" xmlns:cx3="http://schemas.microsoft.com/office/drawing/2016/5/9/chartex" xmlns:cx4="http://schemas.microsoft.com/office/drawing/2016/5/10/chartex" xmlns:cx5="http://schemas.microsoft.com/office/drawing/2016/5/11/chartex" xmlns:cx6="http://schemas.microsoft.com/office/drawing/2016/5/12/chartex" xmlns:cx7="http://schemas.microsoft.com/office/drawing/2016/5/13/chartex" xmlns:cx8="http://schemas.microsoft.com/office/drawing/2016/5/14/chartex" xmlns:mc="http://schemas.openxmlformats.org/markup-compatibility/2006" xmlns:aink="http://schemas.microsoft.com/office/drawing/2016/ink" xmlns:am3d="http://schemas.microsoft.com/office/drawing/2017/model3d" xmlns:o="urn:schemas-microsoft-com:office:office" xmlns:oel="http://schemas.microsoft.com/office/2019/extlst" xmlns:r="http://schemas.openxmlformats.org/officeDocument/2006/relationships" xmlns:m="http://schemas.openxmlformats.org/officeDocument/2006/math" xmlns:v="urn:schemas-microsoft-com:vml" xmlns:wp14="http://schemas.microsoft.com/office/word/2010/wordprocessingDrawing" xmlns:wp="http://schemas.openxmlformats.org/drawingml/2006/wordprocessingDrawing" xmlns:w10="urn:schemas-microsoft-com:office:word" xmlns:w="http://schemas.openxmlformats.org/wordprocessingml/2006/main" xmlns:w14="http://schemas.microsoft.com/office/word/2010/wordml" xmlns:w15="http://schemas.microsoft.com/office/word/2012/wordml" xmlns:w16cex="http://schemas.microsoft.com/office/word/2018/wordml/cex" xmlns:w16cid="http://schemas.microsoft.com/office/word/2016/wordml/cid" xmlns:w16="http://schemas.microsoft.com/office/word/2018/wordml" xmlns:w16du="http://schemas.microsoft.com/office/word/2023/wordml/word16du" xmlns:w16sdtdh="http://schemas.microsoft.com/office/word/2020/wordml/sdtdatahash" xmlns:w16se="http://schemas.microsoft.com/office/word/2015/wordml/symex" xmlns:wpg="http://schemas.microsoft.com/office/word/2010/wordprocessingGroup" xmlns:wpi="http://schemas.microsoft.com/office/word/2010/wordprocessingInk" xmlns:wne="http://schemas.microsoft.com/office/word/2006/wordml" xmlns:wps="http://schemas.microsoft.com/office/word/2010/wordprocessingShape" mc:Ignorable="w14 w15 w16se w16cid w16 w16cex w16sdtdh wp14">
+<w:footnotes xmlns:wpc="http://schemas.microsoft.com/office/word/2010/wordprocessingCanvas" xmlns:cx="http://schemas.microsoft.com/office/drawing/2014/chartex" xmlns:cx1="http://schemas.microsoft.com/office/drawing/2015/9/8/chartex" xmlns:cx2="http://schemas.microsoft.com/office/drawing/2015/10/21/chartex" xmlns:cx3="http://schemas.microsoft.com/office/drawing/2016/5/9/chartex" xmlns:cx4="http://schemas.microsoft.com/office/drawing/2016/5/10/chartex" xmlns:cx5="http://schemas.microsoft.com/office/drawing/2016/5/11/chartex" xmlns:cx6="http://schemas.microsoft.com/office/drawing/2016/5/12/chartex" xmlns:cx7="http://schemas.microsoft.com/office/drawing/2016/5/13/chartex" xmlns:cx8="http://schemas.microsoft.com/office/drawing/2016/5/14/chartex" xmlns:mc="http://schemas.openxmlformats.org/markup-compatibility/2006" xmlns:aink="http://schemas.microsoft.com/office/drawing/2016/ink" xmlns:am3d="http://schemas.microsoft.com/office/drawing/2017/model3d" xmlns:o="urn:schemas-microsoft-com:office:office" xmlns:r="http://schemas.openxmlformats.org/officeDocument/2006/relationships" xmlns:m="http://schemas.openxmlformats.org/officeDocument/2006/math" xmlns:v="urn:schemas-microsoft-com:vml" xmlns:wp14="http://schemas.microsoft.com/office/word/2010/wordprocessingDrawing" xmlns:wp="http://schemas.openxmlformats.org/drawingml/2006/wordprocessingDrawing" xmlns:w10="urn:schemas-microsoft-com:office:word" xmlns:w="http://schemas.openxmlformats.org/wordprocessingml/2006/main" xmlns:w14="http://schemas.microsoft.com/office/word/2010/wordml" xmlns:w15="http://schemas.microsoft.com/office/word/2012/wordml" xmlns:w16cex="http://schemas.microsoft.com/office/word/2018/wordml/cex" xmlns:w16cid="http://schemas.microsoft.com/office/word/2016/wordml/cid" xmlns:w16="http://schemas.microsoft.com/office/word/2018/wordml" xmlns:w16sdtdh="http://schemas.microsoft.com/office/word/2020/wordml/sdtdatahash" xmlns:w16se="http://schemas.microsoft.com/office/word/2015/wordml/symex" xmlns:wpg="http://schemas.microsoft.com/office/word/2010/wordprocessingGroup" xmlns:wpi="http://schemas.microsoft.com/office/word/2010/wordprocessingInk" xmlns:wne="http://schemas.microsoft.com/office/word/2006/wordml" xmlns:wps="http://schemas.microsoft.com/office/word/2010/wordprocessingShape" mc:Ignorable="w14 w15 w16se w16cid w16 w16cex w16sdtdh wp14">
   <w:footnote w:type="separator" w:id="-1">
     <w:p>
       <w:pPr>
@@ -3165,7 +2253,7 @@
 </file>
 
 <file path=word/numbering.xml><?xml version="1.0" encoding="utf-8"?>
-<w:numbering xmlns:wpc="http://schemas.microsoft.com/office/word/2010/wordprocessingCanvas" xmlns:cx="http://schemas.microsoft.com/office/drawing/2014/chartex" xmlns:cx1="http://schemas.microsoft.com/office/drawing/2015/9/8/chartex" xmlns:cx2="http://schemas.microsoft.com/office/drawing/2015/10/21/chartex" xmlns:cx3="http://schemas.microsoft.com/office/drawing/2016/5/9/chartex" xmlns:cx4="http://schemas.microsoft.com/office/drawing/2016/5/10/chartex" xmlns:cx5="http://schemas.microsoft.com/office/drawing/2016/5/11/chartex" xmlns:cx6="http://schemas.microsoft.com/office/drawing/2016/5/12/chartex" xmlns:cx7="http://schemas.microsoft.com/office/drawing/2016/5/13/chartex" xmlns:cx8="http://schemas.microsoft.com/office/drawing/2016/5/14/chartex" xmlns:mc="http://schemas.openxmlformats.org/markup-compatibility/2006" xmlns:aink="http://schemas.microsoft.com/office/drawing/2016/ink" xmlns:am3d="http://schemas.microsoft.com/office/drawing/2017/model3d" xmlns:o="urn:schemas-microsoft-com:office:office" xmlns:oel="http://schemas.microsoft.com/office/2019/extlst" xmlns:r="http://schemas.openxmlformats.org/officeDocument/2006/relationships" xmlns:m="http://schemas.openxmlformats.org/officeDocument/2006/math" xmlns:v="urn:schemas-microsoft-com:vml" xmlns:wp14="http://schemas.microsoft.com/office/word/2010/wordprocessingDrawing" xmlns:wp="http://schemas.openxmlformats.org/drawingml/2006/wordprocessingDrawing" xmlns:w10="urn:schemas-microsoft-com:office:word" xmlns:w="http://schemas.openxmlformats.org/wordprocessingml/2006/main" xmlns:w14="http://schemas.microsoft.com/office/word/2010/wordml" xmlns:w15="http://schemas.microsoft.com/office/word/2012/wordml" xmlns:w16cex="http://schemas.microsoft.com/office/word/2018/wordml/cex" xmlns:w16cid="http://schemas.microsoft.com/office/word/2016/wordml/cid" xmlns:w16="http://schemas.microsoft.com/office/word/2018/wordml" xmlns:w16du="http://schemas.microsoft.com/office/word/2023/wordml/word16du" xmlns:w16sdtdh="http://schemas.microsoft.com/office/word/2020/wordml/sdtdatahash" xmlns:w16se="http://schemas.microsoft.com/office/word/2015/wordml/symex" xmlns:wpg="http://schemas.microsoft.com/office/word/2010/wordprocessingGroup" xmlns:wpi="http://schemas.microsoft.com/office/word/2010/wordprocessingInk" xmlns:wne="http://schemas.microsoft.com/office/word/2006/wordml" xmlns:wps="http://schemas.microsoft.com/office/word/2010/wordprocessingShape" mc:Ignorable="w14 w15 w16se w16cid w16 w16cex w16sdtdh wp14">
+<w:numbering xmlns:wpc="http://schemas.microsoft.com/office/word/2010/wordprocessingCanvas" xmlns:cx="http://schemas.microsoft.com/office/drawing/2014/chartex" xmlns:cx1="http://schemas.microsoft.com/office/drawing/2015/9/8/chartex" xmlns:cx2="http://schemas.microsoft.com/office/drawing/2015/10/21/chartex" xmlns:cx3="http://schemas.microsoft.com/office/drawing/2016/5/9/chartex" xmlns:cx4="http://schemas.microsoft.com/office/drawing/2016/5/10/chartex" xmlns:cx5="http://schemas.microsoft.com/office/drawing/2016/5/11/chartex" xmlns:cx6="http://schemas.microsoft.com/office/drawing/2016/5/12/chartex" xmlns:cx7="http://schemas.microsoft.com/office/drawing/2016/5/13/chartex" xmlns:cx8="http://schemas.microsoft.com/office/drawing/2016/5/14/chartex" xmlns:mc="http://schemas.openxmlformats.org/markup-compatibility/2006" xmlns:aink="http://schemas.microsoft.com/office/drawing/2016/ink" xmlns:am3d="http://schemas.microsoft.com/office/drawing/2017/model3d" xmlns:o="urn:schemas-microsoft-com:office:office" xmlns:r="http://schemas.openxmlformats.org/officeDocument/2006/relationships" xmlns:m="http://schemas.openxmlformats.org/officeDocument/2006/math" xmlns:v="urn:schemas-microsoft-com:vml" xmlns:wp14="http://schemas.microsoft.com/office/word/2010/wordprocessingDrawing" xmlns:wp="http://schemas.openxmlformats.org/drawingml/2006/wordprocessingDrawing" xmlns:w10="urn:schemas-microsoft-com:office:word" xmlns:w="http://schemas.openxmlformats.org/wordprocessingml/2006/main" xmlns:w14="http://schemas.microsoft.com/office/word/2010/wordml" xmlns:w15="http://schemas.microsoft.com/office/word/2012/wordml" xmlns:w16cex="http://schemas.microsoft.com/office/word/2018/wordml/cex" xmlns:w16cid="http://schemas.microsoft.com/office/word/2016/wordml/cid" xmlns:w16="http://schemas.microsoft.com/office/word/2018/wordml" xmlns:w16sdtdh="http://schemas.microsoft.com/office/word/2020/wordml/sdtdatahash" xmlns:w16se="http://schemas.microsoft.com/office/word/2015/wordml/symex" xmlns:wpg="http://schemas.microsoft.com/office/word/2010/wordprocessingGroup" xmlns:wpi="http://schemas.microsoft.com/office/word/2010/wordprocessingInk" xmlns:wne="http://schemas.microsoft.com/office/word/2006/wordml" xmlns:wps="http://schemas.microsoft.com/office/word/2010/wordprocessingShape" mc:Ignorable="w14 w15 w16se w16cid w16 w16cex w16sdtdh wp14">
   <w:abstractNum w:abstractNumId="0" w15:restartNumberingAfterBreak="0">
     <w:nsid w:val="02A11C50"/>
     <w:multiLevelType w:val="hybridMultilevel"/>
@@ -4966,58 +4054,58 @@
       </w:pPr>
     </w:lvl>
   </w:abstractNum>
-  <w:num w:numId="1" w16cid:durableId="1537961882">
+  <w:num w:numId="1">
     <w:abstractNumId w:val="14"/>
   </w:num>
-  <w:num w:numId="2" w16cid:durableId="1179537631">
+  <w:num w:numId="2">
     <w:abstractNumId w:val="3"/>
   </w:num>
-  <w:num w:numId="3" w16cid:durableId="1477651084">
+  <w:num w:numId="3">
     <w:abstractNumId w:val="0"/>
   </w:num>
-  <w:num w:numId="4" w16cid:durableId="49696180">
+  <w:num w:numId="4">
     <w:abstractNumId w:val="7"/>
   </w:num>
-  <w:num w:numId="5" w16cid:durableId="754084553">
+  <w:num w:numId="5">
     <w:abstractNumId w:val="11"/>
   </w:num>
-  <w:num w:numId="6" w16cid:durableId="2042316707">
+  <w:num w:numId="6">
     <w:abstractNumId w:val="16"/>
   </w:num>
-  <w:num w:numId="7" w16cid:durableId="1750037698">
+  <w:num w:numId="7">
     <w:abstractNumId w:val="1"/>
   </w:num>
-  <w:num w:numId="8" w16cid:durableId="63914787">
+  <w:num w:numId="8">
     <w:abstractNumId w:val="12"/>
   </w:num>
-  <w:num w:numId="9" w16cid:durableId="1971519727">
+  <w:num w:numId="9">
     <w:abstractNumId w:val="13"/>
   </w:num>
-  <w:num w:numId="10" w16cid:durableId="247887124">
+  <w:num w:numId="10">
     <w:abstractNumId w:val="5"/>
   </w:num>
-  <w:num w:numId="11" w16cid:durableId="2042706237">
+  <w:num w:numId="11">
     <w:abstractNumId w:val="10"/>
   </w:num>
-  <w:num w:numId="12" w16cid:durableId="487864861">
+  <w:num w:numId="12">
     <w:abstractNumId w:val="4"/>
   </w:num>
-  <w:num w:numId="13" w16cid:durableId="47847788">
+  <w:num w:numId="13">
     <w:abstractNumId w:val="17"/>
   </w:num>
-  <w:num w:numId="14" w16cid:durableId="415326034">
+  <w:num w:numId="14">
     <w:abstractNumId w:val="2"/>
   </w:num>
-  <w:num w:numId="15" w16cid:durableId="2093231472">
+  <w:num w:numId="15">
     <w:abstractNumId w:val="15"/>
   </w:num>
-  <w:num w:numId="16" w16cid:durableId="1321498279">
+  <w:num w:numId="16">
     <w:abstractNumId w:val="6"/>
   </w:num>
-  <w:num w:numId="17" w16cid:durableId="643631562">
+  <w:num w:numId="17">
     <w:abstractNumId w:val="9"/>
   </w:num>
-  <w:num w:numId="18" w16cid:durableId="1978804014">
+  <w:num w:numId="18">
     <w:abstractNumId w:val="8"/>
   </w:num>
 </w:numbering>
